--- a/anoop_raj_nair_detailed_resume.docx
+++ b/anoop_raj_nair_detailed_resume.docx
@@ -40,7 +40,7 @@
           <w:szCs w:val="20"/>
           <w:rtl w:val="0"/>
         </w:rPr>
-        <w:t xml:space="preserve">Principal Software Engineer, Vice President  ·  Wellington Management  ·  Boston, MA</w:t>
+        <w:t>Technology Executive | AI Transformation | Investment Platforms  ·  Wellington Management  ·  Boston, MA</w:t>
       </w:r>
       <w:r>
         <w:rPr>
@@ -140,8 +140,331 @@
           <w:szCs w:val="20"/>
           <w:rtl w:val="0"/>
         </w:rPr>
-        <w:t xml:space="preserve">Investment technology leader with 25+ years of experience architecting and delivering mission-critical platforms across asset management, energy trading, and capital markets. At Wellington Management for nearly two decades — first as an embedded Sapient consultant (2006–2013), then as a full-time Principal Engineer — I have built firm-wide systems spanning portfolio analytics, structured products, ESG computation, real-time data infrastructure, and next-generation investment platforms. Proven track record delivering complex, high-stakes programs under regulatory and commercial constraints, managing cross-geography teams, and translating quantitative investment frameworks into production-grade technology. Currently leading the Alpine Data Engine (real-time hedge fund analytics) and an AI-assisted redesign of Wellington's core portfolio analytics library using Claude Code CLI.</w:t>
-      </w:r>
+        <w:t>Technology executive and platform leader with 25+ years architecting and delivering mission-critical systems across asset management, capital markets, and energy trading. Known for translating strategic priorities into enterprise execution, I have led technology transformations spanning investment enablement, platform modernization, and organizational scaling. My experience includes building distributed teams, managing multimillion-dollar initiatives, partnering with CIO and investment leadership, and modernizing institutional platforms through AI-assisted engineering practices. I specialize in building technology that empowers investors, enables alpha generation, improves risk transparency, and evolves with the changing demands of global financial markets.</w:t>
+      </w:r>
+      <w:r>
+        <w:rPr>
+          <w:rtl w:val="0"/>
+        </w:rPr>
+      </w:r>
+    </w:p>
+    <w:p>
+      <w:pPr>
+        <w:pBdr>
+          <w:bottom w:color="cccccc" w:space="1" w:sz="4" w:val="single"/>
+        </w:pBdr>
+        <w:spacing w:after="80" w:before="0" w:lineRule="auto"/>
+        <w:rPr/>
+      </w:pPr>
+      <w:r>
+        <w:rPr>
+          <w:rtl w:val="0"/>
+        </w:rPr>
+      </w:r>
+    </w:p>
+    <w:p>
+      <w:pPr>
+        <w:spacing w:after="60" w:before="200" w:lineRule="auto"/>
+        <w:rPr/>
+      </w:pPr>
+      <w:r>
+        <w:rPr>
+          <w:rFonts w:ascii="Arial" w:cs="Arial" w:eastAsia="Arial" w:hAnsi="Arial"/>
+          <w:b w:val="1"/>
+          <w:bCs w:val="1"/>
+          <w:color w:val="1b3a5c"/>
+          <w:sz w:val="22"/>
+          <w:szCs w:val="22"/>
+          <w:rtl w:val="0"/>
+        </w:rPr>
+        <w:t>EXECUTIVE IMPACT</w:t>
+      </w:r>
+      <w:r>
+        <w:rPr>
+          <w:rtl w:val="0"/>
+        </w:rPr>
+      </w:r>
+    </w:p>
+    <w:p>
+      <w:pPr>
+        <w:pBdr>
+          <w:bottom w:color="cccccc" w:space="1" w:sz="4" w:val="single"/>
+        </w:pBdr>
+        <w:spacing w:after="80" w:before="0" w:lineRule="auto"/>
+        <w:rPr/>
+      </w:pPr>
+      <w:r>
+        <w:rPr>
+          <w:rtl w:val="0"/>
+        </w:rPr>
+      </w:r>
+    </w:p>
+    <w:p>
+      <w:pPr>
+        <w:keepNext w:val="0"/>
+        <w:keepLines w:val="0"/>
+        <w:pageBreakBefore w:val="0"/>
+        <w:widowControl w:val="1"/>
+        <w:numPr>
+          <w:ilvl w:val="0"/>
+          <w:numId w:val="1"/>
+        </w:numPr>
+        <w:pBdr>
+          <w:top w:space="0" w:sz="0" w:val="nil"/>
+          <w:left w:space="0" w:sz="0" w:val="nil"/>
+          <w:bottom w:space="0" w:sz="0" w:val="nil"/>
+          <w:right w:space="0" w:sz="0" w:val="nil"/>
+          <w:between w:space="0" w:sz="0" w:val="nil"/>
+        </w:pBdr>
+        <w:shd w:fill="auto" w:val="clear"/>
+        <w:spacing w:after="20" w:before="20" w:line="240" w:lineRule="auto"/>
+        <w:ind w:left="440" w:right="0" w:hanging="280"/>
+        <w:jc w:val="left"/>
+        <w:rPr/>
+      </w:pPr>
+      <w:r>
+        <w:rPr>
+          <w:rFonts w:ascii="Arial" w:cs="Arial" w:eastAsia="Arial" w:hAnsi="Arial"/>
+          <w:b w:val="0"/>
+          <w:bCs w:val="0"/>
+          <w:i w:val="0"/>
+          <w:iCs w:val="0"/>
+          <w:smallCaps w:val="0"/>
+          <w:strike w:val="0"/>
+          <w:color w:val="1a1a1a"/>
+          <w:sz w:val="20"/>
+          <w:szCs w:val="20"/>
+          <w:u w:val="none"/>
+          <w:shd w:fill="auto" w:val="clear"/>
+          <w:vertAlign w:val="baseline"/>
+          <w:rtl w:val="0"/>
+        </w:rPr>
+        <w:t>Supported investment workflows used by more than 1,000 investment professionals.</w:t>
+      </w:r>
+    </w:p>
+    <w:p>
+      <w:pPr>
+        <w:keepNext w:val="0"/>
+        <w:keepLines w:val="0"/>
+        <w:pageBreakBefore w:val="0"/>
+        <w:widowControl w:val="1"/>
+        <w:numPr>
+          <w:ilvl w:val="0"/>
+          <w:numId w:val="1"/>
+        </w:numPr>
+        <w:pBdr>
+          <w:top w:space="0" w:sz="0" w:val="nil"/>
+          <w:left w:space="0" w:sz="0" w:val="nil"/>
+          <w:bottom w:space="0" w:sz="0" w:val="nil"/>
+          <w:right w:space="0" w:sz="0" w:val="nil"/>
+          <w:between w:space="0" w:sz="0" w:val="nil"/>
+        </w:pBdr>
+        <w:shd w:fill="auto" w:val="clear"/>
+        <w:spacing w:after="20" w:before="20" w:line="240" w:lineRule="auto"/>
+        <w:ind w:left="440" w:right="0" w:hanging="280"/>
+        <w:jc w:val="left"/>
+        <w:rPr/>
+      </w:pPr>
+      <w:r>
+        <w:rPr>
+          <w:rFonts w:ascii="Arial" w:cs="Arial" w:eastAsia="Arial" w:hAnsi="Arial"/>
+          <w:b w:val="0"/>
+          <w:bCs w:val="0"/>
+          <w:i w:val="0"/>
+          <w:iCs w:val="0"/>
+          <w:smallCaps w:val="0"/>
+          <w:strike w:val="0"/>
+          <w:color w:val="1a1a1a"/>
+          <w:sz w:val="20"/>
+          <w:szCs w:val="20"/>
+          <w:u w:val="none"/>
+          <w:shd w:fill="auto" w:val="clear"/>
+          <w:vertAlign w:val="baseline"/>
+          <w:rtl w:val="0"/>
+        </w:rPr>
+        <w:t>Led enterprise platform initiatives spanning diverse investment boutiques and operating models.</w:t>
+      </w:r>
+    </w:p>
+    <w:p>
+      <w:pPr>
+        <w:keepNext w:val="0"/>
+        <w:keepLines w:val="0"/>
+        <w:pageBreakBefore w:val="0"/>
+        <w:widowControl w:val="1"/>
+        <w:numPr>
+          <w:ilvl w:val="0"/>
+          <w:numId w:val="1"/>
+        </w:numPr>
+        <w:pBdr>
+          <w:top w:space="0" w:sz="0" w:val="nil"/>
+          <w:left w:space="0" w:sz="0" w:val="nil"/>
+          <w:bottom w:space="0" w:sz="0" w:val="nil"/>
+          <w:right w:space="0" w:sz="0" w:val="nil"/>
+          <w:between w:space="0" w:sz="0" w:val="nil"/>
+        </w:pBdr>
+        <w:shd w:fill="auto" w:val="clear"/>
+        <w:spacing w:after="20" w:before="20" w:line="240" w:lineRule="auto"/>
+        <w:ind w:left="440" w:right="0" w:hanging="280"/>
+        <w:jc w:val="left"/>
+        <w:rPr/>
+      </w:pPr>
+      <w:r>
+        <w:rPr>
+          <w:rFonts w:ascii="Arial" w:cs="Arial" w:eastAsia="Arial" w:hAnsi="Arial"/>
+          <w:b w:val="0"/>
+          <w:bCs w:val="0"/>
+          <w:i w:val="0"/>
+          <w:iCs w:val="0"/>
+          <w:smallCaps w:val="0"/>
+          <w:strike w:val="0"/>
+          <w:color w:val="1a1a1a"/>
+          <w:sz w:val="20"/>
+          <w:szCs w:val="20"/>
+          <w:u w:val="none"/>
+          <w:shd w:fill="auto" w:val="clear"/>
+          <w:vertAlign w:val="baseline"/>
+          <w:rtl w:val="0"/>
+        </w:rPr>
+        <w:t>Helped establish the technology foundation supporting the firm's multi-strategy hedge fund growth initiatives.</w:t>
+      </w:r>
+    </w:p>
+    <w:p>
+      <w:pPr>
+        <w:keepNext w:val="0"/>
+        <w:keepLines w:val="0"/>
+        <w:pageBreakBefore w:val="0"/>
+        <w:widowControl w:val="1"/>
+        <w:numPr>
+          <w:ilvl w:val="0"/>
+          <w:numId w:val="1"/>
+        </w:numPr>
+        <w:pBdr>
+          <w:top w:space="0" w:sz="0" w:val="nil"/>
+          <w:left w:space="0" w:sz="0" w:val="nil"/>
+          <w:bottom w:space="0" w:sz="0" w:val="nil"/>
+          <w:right w:space="0" w:sz="0" w:val="nil"/>
+          <w:between w:space="0" w:sz="0" w:val="nil"/>
+        </w:pBdr>
+        <w:shd w:fill="auto" w:val="clear"/>
+        <w:spacing w:after="20" w:before="20" w:line="240" w:lineRule="auto"/>
+        <w:ind w:left="440" w:right="0" w:hanging="280"/>
+        <w:jc w:val="left"/>
+        <w:rPr/>
+      </w:pPr>
+      <w:r>
+        <w:rPr>
+          <w:rFonts w:ascii="Arial" w:cs="Arial" w:eastAsia="Arial" w:hAnsi="Arial"/>
+          <w:b w:val="0"/>
+          <w:bCs w:val="0"/>
+          <w:i w:val="0"/>
+          <w:iCs w:val="0"/>
+          <w:smallCaps w:val="0"/>
+          <w:strike w:val="0"/>
+          <w:color w:val="1a1a1a"/>
+          <w:sz w:val="20"/>
+          <w:szCs w:val="20"/>
+          <w:u w:val="none"/>
+          <w:shd w:fill="auto" w:val="clear"/>
+          <w:vertAlign w:val="baseline"/>
+          <w:rtl w:val="0"/>
+        </w:rPr>
+        <w:t>Managed consulting programs with multimillion-dollar annual budgets and executive accountability.</w:t>
+      </w:r>
+    </w:p>
+    <w:p>
+      <w:pPr>
+        <w:keepNext w:val="0"/>
+        <w:keepLines w:val="0"/>
+        <w:pageBreakBefore w:val="0"/>
+        <w:widowControl w:val="1"/>
+        <w:numPr>
+          <w:ilvl w:val="0"/>
+          <w:numId w:val="1"/>
+        </w:numPr>
+        <w:pBdr>
+          <w:top w:space="0" w:sz="0" w:val="nil"/>
+          <w:left w:space="0" w:sz="0" w:val="nil"/>
+          <w:bottom w:space="0" w:sz="0" w:val="nil"/>
+          <w:right w:space="0" w:sz="0" w:val="nil"/>
+          <w:between w:space="0" w:sz="0" w:val="nil"/>
+        </w:pBdr>
+        <w:shd w:fill="auto" w:val="clear"/>
+        <w:spacing w:after="20" w:before="20" w:line="240" w:lineRule="auto"/>
+        <w:ind w:left="440" w:right="0" w:hanging="280"/>
+        <w:jc w:val="left"/>
+        <w:rPr/>
+      </w:pPr>
+      <w:r>
+        <w:rPr>
+          <w:rFonts w:ascii="Arial" w:cs="Arial" w:eastAsia="Arial" w:hAnsi="Arial"/>
+          <w:b w:val="0"/>
+          <w:bCs w:val="0"/>
+          <w:i w:val="0"/>
+          <w:iCs w:val="0"/>
+          <w:smallCaps w:val="0"/>
+          <w:strike w:val="0"/>
+          <w:color w:val="1a1a1a"/>
+          <w:sz w:val="20"/>
+          <w:szCs w:val="20"/>
+          <w:u w:val="none"/>
+          <w:shd w:fill="auto" w:val="clear"/>
+          <w:vertAlign w:val="baseline"/>
+          <w:rtl w:val="0"/>
+        </w:rPr>
+        <w:t>Built and led distributed organizations across the United States and India.</w:t>
+      </w:r>
+    </w:p>
+    <w:p>
+      <w:pPr>
+        <w:keepNext w:val="0"/>
+        <w:keepLines w:val="0"/>
+        <w:pageBreakBefore w:val="0"/>
+        <w:widowControl w:val="1"/>
+        <w:numPr>
+          <w:ilvl w:val="0"/>
+          <w:numId w:val="1"/>
+        </w:numPr>
+        <w:pBdr>
+          <w:top w:space="0" w:sz="0" w:val="nil"/>
+          <w:left w:space="0" w:sz="0" w:val="nil"/>
+          <w:bottom w:space="0" w:sz="0" w:val="nil"/>
+          <w:right w:space="0" w:sz="0" w:val="nil"/>
+          <w:between w:space="0" w:sz="0" w:val="nil"/>
+        </w:pBdr>
+        <w:shd w:fill="auto" w:val="clear"/>
+        <w:spacing w:after="20" w:before="20" w:line="240" w:lineRule="auto"/>
+        <w:ind w:left="440" w:right="0" w:hanging="280"/>
+        <w:jc w:val="left"/>
+        <w:rPr/>
+      </w:pPr>
+      <w:r>
+        <w:rPr>
+          <w:rFonts w:ascii="Arial" w:cs="Arial" w:eastAsia="Arial" w:hAnsi="Arial"/>
+          <w:b w:val="0"/>
+          <w:bCs w:val="0"/>
+          <w:i w:val="0"/>
+          <w:iCs w:val="0"/>
+          <w:smallCaps w:val="0"/>
+          <w:strike w:val="0"/>
+          <w:color w:val="1a1a1a"/>
+          <w:sz w:val="20"/>
+          <w:szCs w:val="20"/>
+          <w:u w:val="none"/>
+          <w:shd w:fill="auto" w:val="clear"/>
+          <w:vertAlign w:val="baseline"/>
+          <w:rtl w:val="0"/>
+        </w:rPr>
+        <w:t>Presented roadmaps and strategic trade-offs to CIO leadership, senior investment stakeholders, and steering committees.</w:t>
+      </w:r>
+    </w:p>
+    <w:p>
+      <w:pPr>
+        <w:pBdr>
+          <w:bottom w:color="cccccc" w:space="1" w:sz="4" w:val="single"/>
+        </w:pBdr>
+        <w:spacing w:after="80" w:before="0" w:lineRule="auto"/>
+        <w:rPr/>
+      </w:pPr>
       <w:r>
         <w:rPr>
           <w:rtl w:val="0"/>
@@ -278,7 +601,7 @@
                 <w:vertAlign w:val="baseline"/>
                 <w:rtl w:val="0"/>
               </w:rPr>
-              <w:t xml:space="preserve">Investment Technology Architecture</w:t>
+              <w:t>Investment Platforms</w:t>
             </w:r>
           </w:p>
           <w:p>
@@ -321,7 +644,7 @@
                 <w:vertAlign w:val="baseline"/>
                 <w:rtl w:val="0"/>
               </w:rPr>
-              <w:t xml:space="preserve">Portfolio Analytics &amp; Attribution</w:t>
+              <w:t>Portfolio Analytics &amp; Attribution</w:t>
             </w:r>
           </w:p>
           <w:p>
@@ -364,8 +687,20 @@
                 <w:vertAlign w:val="baseline"/>
                 <w:rtl w:val="0"/>
               </w:rPr>
-              <w:t xml:space="preserve">Real-Time Data Systems</w:t>
+              <w:t>Multi-Strategy Hedge Funds &amp; Real-Time Systems</w:t>
             </w:r>
+          </w:p>
+          <w:p>
+            <w:r/>
+          </w:p>
+          <w:p>
+            <w:r/>
+          </w:p>
+          <w:p>
+            <w:r/>
+          </w:p>
+          <w:p>
+            <w:r/>
           </w:p>
         </w:tc>
         <w:tc>
@@ -417,7 +752,7 @@
                 <w:vertAlign w:val="baseline"/>
                 <w:rtl w:val="0"/>
               </w:rPr>
-              <w:t xml:space="preserve">Fixed Income &amp; Structured Products</w:t>
+              <w:t>Enterprise Transformation</w:t>
             </w:r>
           </w:p>
           <w:p>
@@ -460,7 +795,7 @@
                 <w:vertAlign w:val="baseline"/>
                 <w:rtl w:val="0"/>
               </w:rPr>
-              <w:t xml:space="preserve">ESG Analytics Platforms</w:t>
+              <w:t>Platform Strategy &amp; Shared Integration</w:t>
             </w:r>
           </w:p>
           <w:p>
@@ -503,8 +838,20 @@
                 <w:vertAlign w:val="baseline"/>
                 <w:rtl w:val="0"/>
               </w:rPr>
-              <w:t xml:space="preserve">AWS / Cloud Architecture</w:t>
+              <w:t>Technology Modernization</w:t>
             </w:r>
+          </w:p>
+          <w:p>
+            <w:r/>
+          </w:p>
+          <w:p>
+            <w:r/>
+          </w:p>
+          <w:p>
+            <w:r/>
+          </w:p>
+          <w:p>
+            <w:r/>
           </w:p>
         </w:tc>
         <w:tc>
@@ -556,7 +903,7 @@
                 <w:vertAlign w:val="baseline"/>
                 <w:rtl w:val="0"/>
               </w:rPr>
-              <w:t xml:space="preserve">Team Leadership &amp; Offshore Delivery</w:t>
+              <w:t>Executive Leadership &amp; AI</w:t>
             </w:r>
           </w:p>
           <w:p>
@@ -599,7 +946,7 @@
                 <w:vertAlign w:val="baseline"/>
                 <w:rtl w:val="0"/>
               </w:rPr>
-              <w:t xml:space="preserve">Stakeholder &amp; Client Management</w:t>
+              <w:t>CIO &amp; Steering Committee Partnership</w:t>
             </w:r>
           </w:p>
           <w:p>
@@ -642,8 +989,20 @@
                 <w:vertAlign w:val="baseline"/>
                 <w:rtl w:val="0"/>
               </w:rPr>
-              <w:t xml:space="preserve">AI-Assisted Engineering (LLM Tooling)</w:t>
+              <w:t>Financial Stewardship &amp; Global Delivery</w:t>
             </w:r>
+          </w:p>
+          <w:p>
+            <w:r/>
+          </w:p>
+          <w:p>
+            <w:r/>
+          </w:p>
+          <w:p>
+            <w:r/>
+          </w:p>
+          <w:p>
+            <w:r/>
           </w:p>
         </w:tc>
       </w:tr>
@@ -1302,7 +1661,7 @@
           <w:szCs w:val="19"/>
           <w:rtl w:val="0"/>
         </w:rPr>
-        <w:t xml:space="preserve">Principal Software Engineer, Vice President  ·  Boston, MA</w:t>
+        <w:t>Technology Executive &amp; Platform Leader · Principal Software Engineer, Vice President  ·  Boston, MA</w:t>
       </w:r>
       <w:r>
         <w:rPr>
@@ -1336,7 +1695,7 @@
           <w:szCs w:val="21"/>
           <w:rtl w:val="0"/>
         </w:rPr>
-        <w:t xml:space="preserve">Investment View Library — AI-Assisted Architectural Redesign</w:t>
+        <w:t>Investment View Library — AI Modernization</w:t>
       </w:r>
       <w:r>
         <w:rPr>
@@ -1359,7 +1718,7 @@
           <w:szCs w:val="19"/>
           <w:rtl w:val="0"/>
         </w:rPr>
-        <w:t xml:space="preserve">Core Investment Technology  ·  2026 – Present</w:t>
+        <w:t>Core Investment Technology · Firm-Wide  ·  2026 – Present</w:t>
       </w:r>
       <w:r>
         <w:rPr>
@@ -1407,7 +1766,7 @@
           <w:vertAlign w:val="baseline"/>
           <w:rtl w:val="0"/>
         </w:rPr>
-        <w:t xml:space="preserve">Leading the architectural redesign of the Investment View library — Wellington's core portfolio analytics engine underpinning virtually all investment platforms — using Claude Code CLI (Anthropic's agentic coding tool) to accelerate the rewrite</w:t>
+        <w:t>Leading the modernization of Wellington's foundational portfolio analytics engine using AI-assisted engineering practices to evolve more than a decade of institutional knowledge into a maintainable, extensible, and high-performance architecture</w:t>
       </w:r>
     </w:p>
     <w:p>
@@ -1450,87 +1809,7 @@
           <w:vertAlign w:val="baseline"/>
           <w:rtl w:val="0"/>
         </w:rPr>
-        <w:t xml:space="preserve">Redesigning for both end-of-day batch and high-throughput, tick-driven real-time demands; establishing an early institutional pattern for AI-assisted engineering on production-grade financial systems at Wellington</w:t>
-      </w:r>
-    </w:p>
-    <w:p>
-      <w:pPr>
-        <w:spacing w:after="60" w:before="0" w:lineRule="auto"/>
-        <w:rPr/>
-      </w:pPr>
-      <w:r>
-        <w:rPr>
-          <w:rtl w:val="0"/>
-        </w:rPr>
-      </w:r>
-    </w:p>
-    <w:p>
-      <w:pPr>
-        <w:spacing w:after="30" w:before="120" w:lineRule="auto"/>
-        <w:rPr/>
-      </w:pPr>
-      <w:r>
-        <w:rPr>
-          <w:rFonts w:ascii="Arial" w:cs="Arial" w:eastAsia="Arial" w:hAnsi="Arial"/>
-          <w:b w:val="1"/>
-          <w:bCs w:val="1"/>
-          <w:color w:val="1a1a1a"/>
-          <w:sz w:val="21"/>
-          <w:szCs w:val="21"/>
-          <w:rtl w:val="0"/>
-        </w:rPr>
-        <w:t xml:space="preserve">Alpine Data Engine — Real-Time Investment Analytics Platform</w:t>
-      </w:r>
-      <w:r>
-        <w:rPr>
-          <w:rtl w:val="0"/>
-        </w:rPr>
-      </w:r>
-    </w:p>
-    <w:p>
-      <w:pPr>
-        <w:spacing w:after="40" w:before="0" w:lineRule="auto"/>
-        <w:rPr/>
-      </w:pPr>
-      <w:r>
-        <w:rPr>
-          <w:rFonts w:ascii="Arial" w:cs="Arial" w:eastAsia="Arial" w:hAnsi="Arial"/>
-          <w:i w:val="1"/>
-          <w:iCs w:val="1"/>
-          <w:color w:val="555555"/>
-          <w:sz w:val="19"/>
-          <w:szCs w:val="19"/>
-          <w:rtl w:val="0"/>
-        </w:rPr>
-        <w:t xml:space="preserve">Hedge Fund / Alternatives Desk  ·  2023 – Present</w:t>
-      </w:r>
-      <w:r>
-        <w:rPr>
-          <w:rtl w:val="0"/>
-        </w:rPr>
-      </w:r>
-    </w:p>
-    <w:p>
-      <w:pPr>
-        <w:spacing w:after="30" w:before="100" w:lineRule="auto"/>
-        <w:rPr/>
-      </w:pPr>
-      <w:r>
-        <w:rPr>
-          <w:rFonts w:ascii="Arial" w:cs="Arial" w:eastAsia="Arial" w:hAnsi="Arial"/>
-          <w:b w:val="1"/>
-          <w:bCs w:val="1"/>
-          <w:color w:val="1b3a5c"/>
-          <w:sz w:val="18"/>
-          <w:szCs w:val="18"/>
-          <w:rtl w:val="0"/>
-        </w:rPr>
-        <w:t xml:space="preserve">Technical Architecture</w:t>
-      </w:r>
-      <w:r>
-        <w:rPr>
-          <w:rtl w:val="0"/>
-        </w:rPr>
+        <w:t>Modernizing a core analytics platform responsible for columnar portfolio calculations across equities, fixed income, derivatives, structured products, and alternative investments while preserving specialized investment rules accumulated over years of operational experience</w:t>
       </w:r>
     </w:p>
     <w:p>
@@ -1573,7 +1852,7 @@
           <w:vertAlign w:val="baseline"/>
           <w:rtl w:val="0"/>
         </w:rPr>
-        <w:t xml:space="preserve">Architected the Alpine Data Engine — real-time data and computation layer powering Wellington's first hedge fund investment analytics platform, delivering live ticking positions, Bloomberg B-PIPE pricing, intraday P&amp;L, and portfolio and risk analytics</w:t>
+        <w:t>Improving code readability, maintainability, extensibility, and developer productivity through contemporary engineering approaches and modern Java capabilities</w:t>
       </w:r>
     </w:p>
     <w:p>
@@ -1601,22 +1880,102 @@
       </w:pPr>
       <w:r>
         <w:rPr>
-          <w:rFonts w:ascii="Arial Unicode MS" w:cs="Arial Unicode MS" w:eastAsia="Arial Unicode MS" w:hAnsi="Arial Unicode MS"/>
-          <w:b w:val="0"/>
-          <w:bCs w:val="0"/>
-          <w:i w:val="0"/>
-          <w:iCs w:val="0"/>
-          <w:smallCaps w:val="0"/>
-          <w:strike w:val="0"/>
-          <w:color w:val="1a1a1a"/>
-          <w:sz w:val="20"/>
-          <w:szCs w:val="20"/>
-          <w:u w:val="none"/>
-          <w:shd w:fill="auto" w:val="clear"/>
-          <w:vertAlign w:val="baseline"/>
-          <w:rtl w:val="0"/>
-        </w:rPr>
-        <w:t xml:space="preserve">Designed the end-to-end real-time pipeline: live position ingestion → Bloomberg B-PIPE price feed → P&amp;L via valuation engine → portfolio analytics via upgraded Investment View library → risk engine integration</w:t>
+          <w:rFonts w:ascii="Arial" w:cs="Arial" w:eastAsia="Arial" w:hAnsi="Arial"/>
+          <w:b w:val="0"/>
+          <w:bCs w:val="0"/>
+          <w:i w:val="0"/>
+          <w:iCs w:val="0"/>
+          <w:smallCaps w:val="0"/>
+          <w:strike w:val="0"/>
+          <w:color w:val="1a1a1a"/>
+          <w:sz w:val="20"/>
+          <w:szCs w:val="20"/>
+          <w:u w:val="none"/>
+          <w:shd w:fill="auto" w:val="clear"/>
+          <w:vertAlign w:val="baseline"/>
+          <w:rtl w:val="0"/>
+        </w:rPr>
+        <w:t>Leveraging AI-assisted development practices to accelerate architectural exploration and implementation while maintaining the rigor required for institutional investing</w:t>
+      </w:r>
+    </w:p>
+    <w:p>
+      <w:pPr>
+        <w:spacing w:after="60" w:before="0" w:lineRule="auto"/>
+        <w:rPr/>
+      </w:pPr>
+      <w:r>
+        <w:rPr>
+          <w:rtl w:val="0"/>
+        </w:rPr>
+      </w:r>
+    </w:p>
+    <w:p>
+      <w:pPr>
+        <w:spacing w:after="30" w:before="120" w:lineRule="auto"/>
+        <w:rPr/>
+      </w:pPr>
+      <w:r>
+        <w:rPr>
+          <w:rFonts w:ascii="Arial" w:cs="Arial" w:eastAsia="Arial" w:hAnsi="Arial"/>
+          <w:b w:val="1"/>
+          <w:bCs w:val="1"/>
+          <w:color w:val="1a1a1a"/>
+          <w:sz w:val="21"/>
+          <w:szCs w:val="21"/>
+          <w:rtl w:val="0"/>
+        </w:rPr>
+        <w:t xml:space="preserve">Alpine Data Engine — Real-Time Investment Analytics Platform</w:t>
+      </w:r>
+      <w:r>
+        <w:rPr>
+          <w:rtl w:val="0"/>
+        </w:rPr>
+      </w:r>
+    </w:p>
+    <w:p>
+      <w:pPr>
+        <w:spacing w:after="40" w:before="0" w:lineRule="auto"/>
+        <w:rPr/>
+      </w:pPr>
+      <w:r>
+        <w:rPr>
+          <w:rFonts w:ascii="Arial" w:cs="Arial" w:eastAsia="Arial" w:hAnsi="Arial"/>
+          <w:i w:val="1"/>
+          <w:iCs w:val="1"/>
+          <w:color w:val="555555"/>
+          <w:sz w:val="19"/>
+          <w:szCs w:val="19"/>
+          <w:rtl w:val="0"/>
+        </w:rPr>
+        <w:t>Next-Generation Investment Platform · Multi-Strategy Hedge Funds · Alternatives  ·  2023 – Present</w:t>
+      </w:r>
+      <w:r>
+        <w:rPr>
+          <w:rtl w:val="0"/>
+        </w:rPr>
+      </w:r>
+    </w:p>
+    <w:p>
+      <w:pPr>
+        <w:spacing w:after="30" w:before="100" w:lineRule="auto"/>
+        <w:rPr/>
+      </w:pPr>
+      <w:r>
+        <w:rPr>
+          <w:rFonts w:ascii="Arial" w:cs="Arial" w:eastAsia="Arial" w:hAnsi="Arial"/>
+          <w:b w:val="1"/>
+          <w:bCs w:val="1"/>
+          <w:color w:val="1b3a5c"/>
+          <w:sz w:val="18"/>
+          <w:szCs w:val="18"/>
+          <w:rtl w:val="0"/>
+        </w:rPr>
+        <w:t>Strategic Platform Leadership</w:t>
+      </w:r>
+      <w:r>
+        <w:rPr>
+          <w:rtl w:val="0"/>
+        </w:rPr>
       </w:r>
     </w:p>
     <w:p>
@@ -1659,7 +2018,7 @@
           <w:vertAlign w:val="baseline"/>
           <w:rtl w:val="0"/>
         </w:rPr>
-        <w:t xml:space="preserve">Led a significant upgrade of the Investment View library to support continuous tick-driven computation — extending a historically batch-oriented engine to hedge fund scale and throughput</w:t>
+        <w:t>Led the development of the data foundation supporting Wellington's next generation of investment platforms and multi-strategy hedge fund initiatives</w:t>
       </w:r>
     </w:p>
     <w:p>
@@ -1687,45 +2046,22 @@
       </w:pPr>
       <w:r>
         <w:rPr>
-          <w:rFonts w:ascii="Arial" w:cs="Arial" w:eastAsia="Arial" w:hAnsi="Arial"/>
-          <w:b w:val="0"/>
-          <w:bCs w:val="0"/>
-          <w:i w:val="0"/>
-          <w:iCs w:val="0"/>
-          <w:smallCaps w:val="0"/>
-          <w:strike w:val="0"/>
-          <w:color w:val="1a1a1a"/>
-          <w:sz w:val="20"/>
-          <w:szCs w:val="20"/>
-          <w:u w:val="none"/>
-          <w:shd w:fill="auto" w:val="clear"/>
-          <w:vertAlign w:val="baseline"/>
-          <w:rtl w:val="0"/>
-        </w:rPr>
-        <w:t xml:space="preserve">Integrated with Wellington's proprietary XML-defined aggregation engine to roll up position-level analytics into configurable buckets in real time; exposed all output through the PRISM GraphQL layer with role-based authentication</w:t>
-      </w:r>
-    </w:p>
-    <w:p>
-      <w:pPr>
-        <w:spacing w:after="30" w:before="100" w:lineRule="auto"/>
-        <w:rPr/>
-      </w:pPr>
-      <w:r>
-        <w:rPr>
-          <w:rFonts w:ascii="Arial" w:cs="Arial" w:eastAsia="Arial" w:hAnsi="Arial"/>
-          <w:b w:val="1"/>
-          <w:bCs w:val="1"/>
-          <w:color w:val="1b3a5c"/>
-          <w:sz w:val="18"/>
-          <w:szCs w:val="18"/>
-          <w:rtl w:val="0"/>
-        </w:rPr>
-        <w:t xml:space="preserve">Team Leadership</w:t>
-      </w:r>
-      <w:r>
-        <w:rPr>
-          <w:rtl w:val="0"/>
-        </w:rPr>
+          <w:rFonts w:ascii="Arial Unicode MS" w:cs="Arial Unicode MS" w:eastAsia="Arial Unicode MS" w:hAnsi="Arial Unicode MS"/>
+          <w:b w:val="0"/>
+          <w:bCs w:val="0"/>
+          <w:i w:val="0"/>
+          <w:iCs w:val="0"/>
+          <w:smallCaps w:val="0"/>
+          <w:strike w:val="0"/>
+          <w:color w:val="1a1a1a"/>
+          <w:sz w:val="20"/>
+          <w:szCs w:val="20"/>
+          <w:u w:val="none"/>
+          <w:shd w:fill="auto" w:val="clear"/>
+          <w:vertAlign w:val="baseline"/>
+          <w:rtl w:val="0"/>
+        </w:rPr>
+        <w:t>Introduced capabilities previously unavailable within Wellington's investment ecosystem, including real-time Bloomberg pricing, integrated intraday P&amp;L, portfolio risk analytics, and what-if scenario modeling</w:t>
       </w:r>
     </w:p>
     <w:p>
@@ -1768,64 +2104,7 @@
           <w:vertAlign w:val="baseline"/>
           <w:rtl w:val="0"/>
         </w:rPr>
-        <w:t xml:space="preserve">Leading a team of 4 engineers — responsible for technical direction, architecture decisions, delivery planning, sprint execution, and stakeholder alignment with the Hedge Fund desk and platform teams</w:t>
-      </w:r>
-    </w:p>
-    <w:p>
-      <w:pPr>
-        <w:spacing w:after="60" w:before="0" w:lineRule="auto"/>
-        <w:rPr/>
-      </w:pPr>
-      <w:r>
-        <w:rPr>
-          <w:rtl w:val="0"/>
-        </w:rPr>
-      </w:r>
-    </w:p>
-    <w:p>
-      <w:pPr>
-        <w:spacing w:after="30" w:before="120" w:lineRule="auto"/>
-        <w:rPr/>
-      </w:pPr>
-      <w:r>
-        <w:rPr>
-          <w:rFonts w:ascii="Arial" w:cs="Arial" w:eastAsia="Arial" w:hAnsi="Arial"/>
-          <w:b w:val="1"/>
-          <w:bCs w:val="1"/>
-          <w:color w:val="1a1a1a"/>
-          <w:sz w:val="21"/>
-          <w:szCs w:val="21"/>
-          <w:rtl w:val="0"/>
-        </w:rPr>
-        <w:t xml:space="preserve">ESG Analytics Microservice</w:t>
-      </w:r>
-      <w:r>
-        <w:rPr>
-          <w:rtl w:val="0"/>
-        </w:rPr>
-      </w:r>
-    </w:p>
-    <w:p>
-      <w:pPr>
-        <w:spacing w:after="40" w:before="0" w:lineRule="auto"/>
-        <w:rPr/>
-      </w:pPr>
-      <w:r>
-        <w:rPr>
-          <w:rFonts w:ascii="Arial" w:cs="Arial" w:eastAsia="Arial" w:hAnsi="Arial"/>
-          <w:i w:val="1"/>
-          <w:iCs w:val="1"/>
-          <w:color w:val="555555"/>
-          <w:sz w:val="19"/>
-          <w:szCs w:val="19"/>
-          <w:rtl w:val="0"/>
-        </w:rPr>
-        <w:t xml:space="preserve">Firm-Wide · ESG / Sustainable Investing  ·  2021 – 2022</w:t>
-      </w:r>
-      <w:r>
-        <w:rPr>
-          <w:rtl w:val="0"/>
-        </w:rPr>
+        <w:t>Unified portfolio analytics, market data, P&amp;L, risk, and aggregation capabilities into a single investor workflow</w:t>
       </w:r>
     </w:p>
     <w:p>
@@ -1868,7 +2147,30 @@
           <w:vertAlign w:val="baseline"/>
           <w:rtl w:val="0"/>
         </w:rPr>
-        <w:t xml:space="preserve">Identified firm-wide duplication risk as multiple teams independently implemented ESG calculations; designed a centralized ESG Analytics microservice as the single authoritative computation layer for portfolio-level ESG analytics across all investment tools</w:t>
+        <w:t>Enabled investors to analyze both current and historical positions using customizable aggregation models tailored to their investment processes; built a scalable architecture designed to evolve alongside modernization across portfolio, P&amp;L, reference data, and upstream investment platforms</w:t>
+      </w:r>
+    </w:p>
+    <w:p>
+      <w:pPr>
+        <w:spacing w:after="30" w:before="100" w:lineRule="auto"/>
+        <w:rPr/>
+      </w:pPr>
+      <w:r>
+        <w:rPr>
+          <w:rFonts w:ascii="Arial" w:cs="Arial" w:eastAsia="Arial" w:hAnsi="Arial"/>
+          <w:b w:val="1"/>
+          <w:bCs w:val="1"/>
+          <w:color w:val="1b3a5c"/>
+          <w:sz w:val="18"/>
+          <w:szCs w:val="18"/>
+          <w:rtl w:val="0"/>
+        </w:rPr>
+        <w:t xml:space="preserve">Team Leadership</w:t>
+      </w:r>
+      <w:r>
+        <w:rPr>
+          <w:rtl w:val="0"/>
+        </w:rPr>
       </w:r>
     </w:p>
     <w:p>
@@ -1911,32 +2213,64 @@
           <w:vertAlign w:val="baseline"/>
           <w:rtl w:val="0"/>
         </w:rPr>
-        <w:t xml:space="preserve">Wellington was a founding signatory of the Net Zero Asset Managers initiative; consolidated complex, </w:t>
-      </w:r>
-      <w:r>
-        <w:rPr>
-          <w:rtl w:val="0"/>
-        </w:rPr>
-        <w:t xml:space="preserve">rapidly evolving</w:t>
-      </w:r>
-      <w:r>
-        <w:rPr>
-          <w:rFonts w:ascii="Arial" w:cs="Arial" w:eastAsia="Arial" w:hAnsi="Arial"/>
-          <w:b w:val="0"/>
-          <w:bCs w:val="0"/>
-          <w:i w:val="0"/>
-          <w:iCs w:val="0"/>
-          <w:smallCaps w:val="0"/>
-          <w:strike w:val="0"/>
-          <w:color w:val="1a1a1a"/>
-          <w:sz w:val="20"/>
-          <w:szCs w:val="20"/>
-          <w:u w:val="none"/>
-          <w:shd w:fill="auto" w:val="clear"/>
-          <w:vertAlign w:val="baseline"/>
-          <w:rtl w:val="0"/>
-        </w:rPr>
-        <w:t xml:space="preserve"> ESG logic into one governed service consumed firm-wide, ensuring consistent and auditable analytics across all portfolios</w:t>
+        <w:t>Lead a team of senior engineers while partnering closely with CIO leadership, product management, and investment teams to prioritize capabilities and drive adoption across diverse investment businesses</w:t>
+      </w:r>
+    </w:p>
+    <w:p>
+      <w:pPr>
+        <w:spacing w:after="60" w:before="0" w:lineRule="auto"/>
+        <w:rPr/>
+      </w:pPr>
+      <w:r>
+        <w:rPr>
+          <w:rtl w:val="0"/>
+        </w:rPr>
+      </w:r>
+    </w:p>
+    <w:p>
+      <w:pPr>
+        <w:spacing w:after="30" w:before="120" w:lineRule="auto"/>
+        <w:rPr/>
+      </w:pPr>
+      <w:r>
+        <w:rPr>
+          <w:rFonts w:ascii="Arial" w:cs="Arial" w:eastAsia="Arial" w:hAnsi="Arial"/>
+          <w:b w:val="1"/>
+          <w:bCs w:val="1"/>
+          <w:color w:val="1a1a1a"/>
+          <w:sz w:val="21"/>
+          <w:szCs w:val="21"/>
+          <w:rtl w:val="0"/>
+        </w:rPr>
+        <w:t>ESG Analytics Platform</w:t>
+      </w:r>
+      <w:r>
+        <w:rPr>
+          <w:rtl w:val="0"/>
+        </w:rPr>
+      </w:r>
+    </w:p>
+    <w:p>
+      <w:pPr>
+        <w:spacing w:after="40" w:before="0" w:lineRule="auto"/>
+        <w:rPr/>
+      </w:pPr>
+      <w:r>
+        <w:rPr>
+          <w:rFonts w:ascii="Arial" w:cs="Arial" w:eastAsia="Arial" w:hAnsi="Arial"/>
+          <w:i w:val="1"/>
+          <w:iCs w:val="1"/>
+          <w:color w:val="555555"/>
+          <w:sz w:val="19"/>
+          <w:szCs w:val="19"/>
+          <w:rtl w:val="0"/>
+        </w:rPr>
+        <w:t xml:space="preserve">Firm-Wide · ESG / Sustainable Investing  ·  2021 – 2022</w:t>
+      </w:r>
+      <w:r>
+        <w:rPr>
+          <w:rtl w:val="0"/>
+        </w:rPr>
       </w:r>
     </w:p>
     <w:p>
@@ -1979,64 +2313,7 @@
           <w:vertAlign w:val="baseline"/>
           <w:rtl w:val="0"/>
         </w:rPr>
-        <w:t xml:space="preserve">Drove cross-team integration, testing, and cutover across multiple applications simultaneously; scaled the platform to handle firm-wide portfolio-level computation volume</w:t>
-      </w:r>
-    </w:p>
-    <w:p>
-      <w:pPr>
-        <w:spacing w:after="60" w:before="0" w:lineRule="auto"/>
-        <w:rPr/>
-      </w:pPr>
-      <w:r>
-        <w:rPr>
-          <w:rtl w:val="0"/>
-        </w:rPr>
-      </w:r>
-    </w:p>
-    <w:p>
-      <w:pPr>
-        <w:spacing w:after="30" w:before="120" w:lineRule="auto"/>
-        <w:rPr/>
-      </w:pPr>
-      <w:r>
-        <w:rPr>
-          <w:rFonts w:ascii="Arial" w:cs="Arial" w:eastAsia="Arial" w:hAnsi="Arial"/>
-          <w:b w:val="1"/>
-          <w:bCs w:val="1"/>
-          <w:color w:val="1a1a1a"/>
-          <w:sz w:val="21"/>
-          <w:szCs w:val="21"/>
-          <w:rtl w:val="0"/>
-        </w:rPr>
-        <w:t xml:space="preserve">PRISM — Firm-Wide GraphQL Data Layer</w:t>
-      </w:r>
-      <w:r>
-        <w:rPr>
-          <w:rtl w:val="0"/>
-        </w:rPr>
-      </w:r>
-    </w:p>
-    <w:p>
-      <w:pPr>
-        <w:spacing w:after="40" w:before="0" w:lineRule="auto"/>
-        <w:rPr/>
-      </w:pPr>
-      <w:r>
-        <w:rPr>
-          <w:rFonts w:ascii="Arial" w:cs="Arial" w:eastAsia="Arial" w:hAnsi="Arial"/>
-          <w:i w:val="1"/>
-          <w:iCs w:val="1"/>
-          <w:color w:val="555555"/>
-          <w:sz w:val="19"/>
-          <w:szCs w:val="19"/>
-          <w:rtl w:val="0"/>
-        </w:rPr>
-        <w:t xml:space="preserve">Firm-Wide Investment Technology Platform  ·  2021</w:t>
-      </w:r>
-      <w:r>
-        <w:rPr>
-          <w:rtl w:val="0"/>
-        </w:rPr>
+        <w:t>Partnered with quantitative leadership to translate evolving ESG methodologies into scalable investment capabilities; designed and implemented centralized ESG calculations supporting portfolio and aggregate-level analytics</w:t>
       </w:r>
     </w:p>
     <w:p>
@@ -2079,7 +2356,30 @@
           <w:vertAlign w:val="baseline"/>
           <w:rtl w:val="0"/>
         </w:rPr>
-        <w:t xml:space="preserve">Led the exposure of Wellington's Portfolio Position, Analytics, and Aggregation data through PRISM — the firm's GraphQL data layer aggregating all data producers, databases, and microservices into a single canonical API surface</w:t>
+        <w:t>Enabled computation of metrics including Weighted Average Carbon Intensity (WACI), Carbon Emissions Scope 1, 2, and 3, and Implied Temperature Rise within governed investment workflows</w:t>
+      </w:r>
+      <w:r>
+        <w:rPr>
+          <w:rtl w:val="0"/>
+        </w:rPr>
+      </w:r>
+      <w:r>
+        <w:rPr>
+          <w:rFonts w:ascii="Arial" w:cs="Arial" w:eastAsia="Arial" w:hAnsi="Arial"/>
+          <w:b w:val="0"/>
+          <w:bCs w:val="0"/>
+          <w:i w:val="0"/>
+          <w:iCs w:val="0"/>
+          <w:smallCaps w:val="0"/>
+          <w:strike w:val="0"/>
+          <w:color w:val="1a1a1a"/>
+          <w:sz w:val="20"/>
+          <w:szCs w:val="20"/>
+          <w:u w:val="none"/>
+          <w:shd w:fill="auto" w:val="clear"/>
+          <w:vertAlign w:val="baseline"/>
+          <w:rtl w:val="0"/>
+        </w:rPr>
       </w:r>
     </w:p>
     <w:p>
@@ -2122,7 +2422,7 @@
           <w:vertAlign w:val="baseline"/>
           <w:rtl w:val="0"/>
         </w:rPr>
-        <w:t xml:space="preserve">Integrated with the Investment View library to expose end-of-day holdings, pricing, and computed portfolio analytics; designed data contracts, schema definitions, and access patterns for consumers across the firm</w:t>
+        <w:t>Delivered auditable ESG analytics exposed directly within investment tools, allowing portfolio managers to monitor alignment with Net Zero objectives; established a single authoritative source consumed across investment applications</w:t>
       </w:r>
     </w:p>
     <w:p>
@@ -2151,7 +2451,7 @@
           <w:szCs w:val="21"/>
           <w:rtl w:val="0"/>
         </w:rPr>
-        <w:t xml:space="preserve">Mosaic — Next-Generation Investment Technology Platform</w:t>
+        <w:t xml:space="preserve">PRISM — Firm-Wide GraphQL Data Layer</w:t>
       </w:r>
       <w:r>
         <w:rPr>
@@ -2174,7 +2474,7 @@
           <w:szCs w:val="19"/>
           <w:rtl w:val="0"/>
         </w:rPr>
-        <w:t xml:space="preserve">Firm-Wide · Fixed Income · Cross-Asset  ·  2019 – 2020</w:t>
+        <w:t xml:space="preserve">Firm-Wide Investment Technology Platform  ·  2021</w:t>
       </w:r>
       <w:r>
         <w:rPr>
@@ -2222,7 +2522,7 @@
           <w:vertAlign w:val="baseline"/>
           <w:rtl w:val="0"/>
         </w:rPr>
-        <w:t xml:space="preserve">Led the engineering build-out of Mosaic — Wellington's firm-wide OpenFin-based investment desktop platform on a microservices architecture; worked with consulting partners to establish architecture standards and standardize UI design language across the firm</w:t>
+        <w:t xml:space="preserve">Led the exposure of Wellington's Portfolio Position, Analytics, and Aggregation data through PRISM — the firm's GraphQL data layer aggregating all data producers, databases, and microservices into a single canonical API surface</w:t>
       </w:r>
     </w:p>
     <w:p>
@@ -2265,7 +2565,64 @@
           <w:vertAlign w:val="baseline"/>
           <w:rtl w:val="0"/>
         </w:rPr>
-        <w:t xml:space="preserve">Led migration of Investor LaunchPad products (six Fixed Income desks) into the unified Mosaic Research Platform; built the Open Search infrastructure on Elastic Search, enabling firm-wide research discovery across securities, analysts, and asset classes for the first time</w:t>
+        <w:t xml:space="preserve">Integrated with the Investment View library to expose end-of-day holdings, pricing, and computed portfolio analytics; designed data contracts, schema definitions, and access patterns for consumers across the firm</w:t>
+      </w:r>
+    </w:p>
+    <w:p>
+      <w:pPr>
+        <w:spacing w:after="60" w:before="0" w:lineRule="auto"/>
+        <w:rPr/>
+      </w:pPr>
+      <w:r>
+        <w:rPr>
+          <w:rtl w:val="0"/>
+        </w:rPr>
+      </w:r>
+    </w:p>
+    <w:p>
+      <w:pPr>
+        <w:spacing w:after="30" w:before="120" w:lineRule="auto"/>
+        <w:rPr/>
+      </w:pPr>
+      <w:r>
+        <w:rPr>
+          <w:rFonts w:ascii="Arial" w:cs="Arial" w:eastAsia="Arial" w:hAnsi="Arial"/>
+          <w:b w:val="1"/>
+          <w:bCs w:val="1"/>
+          <w:color w:val="1a1a1a"/>
+          <w:sz w:val="21"/>
+          <w:szCs w:val="21"/>
+          <w:rtl w:val="0"/>
+        </w:rPr>
+        <w:t>Mosaic — Enterprise Investment Platform Strategy</w:t>
+      </w:r>
+      <w:r>
+        <w:rPr>
+          <w:rtl w:val="0"/>
+        </w:rPr>
+      </w:r>
+    </w:p>
+    <w:p>
+      <w:pPr>
+        <w:spacing w:after="40" w:before="0" w:lineRule="auto"/>
+        <w:rPr/>
+      </w:pPr>
+      <w:r>
+        <w:rPr>
+          <w:rFonts w:ascii="Arial" w:cs="Arial" w:eastAsia="Arial" w:hAnsi="Arial"/>
+          <w:i w:val="1"/>
+          <w:iCs w:val="1"/>
+          <w:color w:val="555555"/>
+          <w:sz w:val="19"/>
+          <w:szCs w:val="19"/>
+          <w:rtl w:val="0"/>
+        </w:rPr>
+        <w:t xml:space="preserve">Firm-Wide · Fixed Income · Cross-Asset  ·  2019 – 2020</w:t>
+      </w:r>
+      <w:r>
+        <w:rPr>
+          <w:rtl w:val="0"/>
+        </w:rPr>
       </w:r>
     </w:p>
     <w:p>
@@ -2308,87 +2665,7 @@
           <w:vertAlign w:val="baseline"/>
           <w:rtl w:val="0"/>
         </w:rPr>
-        <w:t xml:space="preserve">Managed a multi-geography engineering team following Agile principles; drove decommissioning of legacy applications in close cooperation with business teams</w:t>
-      </w:r>
-    </w:p>
-    <w:p>
-      <w:pPr>
-        <w:spacing w:after="60" w:before="0" w:lineRule="auto"/>
-        <w:rPr/>
-      </w:pPr>
-      <w:r>
-        <w:rPr>
-          <w:rtl w:val="0"/>
-        </w:rPr>
-      </w:r>
-    </w:p>
-    <w:p>
-      <w:pPr>
-        <w:spacing w:after="30" w:before="120" w:lineRule="auto"/>
-        <w:rPr/>
-      </w:pPr>
-      <w:r>
-        <w:rPr>
-          <w:rFonts w:ascii="Arial" w:cs="Arial" w:eastAsia="Arial" w:hAnsi="Arial"/>
-          <w:b w:val="1"/>
-          <w:bCs w:val="1"/>
-          <w:color w:val="1a1a1a"/>
-          <w:sz w:val="21"/>
-          <w:szCs w:val="21"/>
-          <w:rtl w:val="0"/>
-        </w:rPr>
-        <w:t xml:space="preserve">ARIA — Analyst Research Impact and Accuracy</w:t>
-      </w:r>
-      <w:r>
-        <w:rPr>
-          <w:rtl w:val="0"/>
-        </w:rPr>
-      </w:r>
-    </w:p>
-    <w:p>
-      <w:pPr>
-        <w:spacing w:after="40" w:before="0" w:lineRule="auto"/>
-        <w:rPr/>
-      </w:pPr>
-      <w:r>
-        <w:rPr>
-          <w:rFonts w:ascii="Arial" w:cs="Arial" w:eastAsia="Arial" w:hAnsi="Arial"/>
-          <w:i w:val="1"/>
-          <w:iCs w:val="1"/>
-          <w:color w:val="555555"/>
-          <w:sz w:val="19"/>
-          <w:szCs w:val="19"/>
-          <w:rtl w:val="0"/>
-        </w:rPr>
-        <w:t xml:space="preserve">Investment Grade · High Yield Fixed Income  ·  2017 – 2018</w:t>
-      </w:r>
-      <w:r>
-        <w:rPr>
-          <w:rtl w:val="0"/>
-        </w:rPr>
-      </w:r>
-    </w:p>
-    <w:p>
-      <w:pPr>
-        <w:spacing w:after="30" w:before="100" w:lineRule="auto"/>
-        <w:rPr/>
-      </w:pPr>
-      <w:r>
-        <w:rPr>
-          <w:rFonts w:ascii="Arial" w:cs="Arial" w:eastAsia="Arial" w:hAnsi="Arial"/>
-          <w:b w:val="1"/>
-          <w:bCs w:val="1"/>
-          <w:color w:val="1b3a5c"/>
-          <w:sz w:val="18"/>
-          <w:szCs w:val="18"/>
-          <w:rtl w:val="0"/>
-        </w:rPr>
-        <w:t xml:space="preserve">Platform &amp; Quantitative Framework</w:t>
-      </w:r>
-      <w:r>
-        <w:rPr>
-          <w:rtl w:val="0"/>
-        </w:rPr>
+        <w:t>Helped establish Wellington's enterprise investment platform strategy by introducing shared capabilities across independently operating investment businesses while preserving the flexibility that differentiated their investment approaches</w:t>
       </w:r>
     </w:p>
     <w:p>
@@ -2431,7 +2708,7 @@
           <w:vertAlign w:val="baseline"/>
           <w:rtl w:val="0"/>
         </w:rPr>
-        <w:t xml:space="preserve">Architected and delivered ARIA — a specialized performance attribution platform quantifying the research skill of Fixed Income credit analysts across IG and HY desks; no industry-standard solution existed for this problem at the time</w:t>
+        <w:t>Consolidated vendor integrations and reduced fragmentation across the investment technology landscape; established reusable platform capabilities that accelerated delivery of new investment applications</w:t>
       </w:r>
     </w:p>
     <w:p>
@@ -2474,7 +2751,87 @@
           <w:vertAlign w:val="baseline"/>
           <w:rtl w:val="0"/>
         </w:rPr>
-        <w:t xml:space="preserve">Partnered directly with Wellington's Chief Fixed Income Strategist to translate complex quantitative evaluation models (DTS-based exposure normalization, RUDTS accuracy scoring, benchmark-relative alignment) into production engineering specifications</w:t>
+        <w:t>Simplified onboarding of new solutions into a common investment ecosystem; supported enterprise modernization without disrupting existing investor workflows</w:t>
+      </w:r>
+    </w:p>
+    <w:p>
+      <w:pPr>
+        <w:spacing w:after="60" w:before="0" w:lineRule="auto"/>
+        <w:rPr/>
+      </w:pPr>
+      <w:r>
+        <w:rPr>
+          <w:rtl w:val="0"/>
+        </w:rPr>
+      </w:r>
+    </w:p>
+    <w:p>
+      <w:pPr>
+        <w:spacing w:after="30" w:before="120" w:lineRule="auto"/>
+        <w:rPr/>
+      </w:pPr>
+      <w:r>
+        <w:rPr>
+          <w:rFonts w:ascii="Arial" w:cs="Arial" w:eastAsia="Arial" w:hAnsi="Arial"/>
+          <w:b w:val="1"/>
+          <w:bCs w:val="1"/>
+          <w:color w:val="1a1a1a"/>
+          <w:sz w:val="21"/>
+          <w:szCs w:val="21"/>
+          <w:rtl w:val="0"/>
+        </w:rPr>
+        <w:t xml:space="preserve">ARIA — Analyst Research Impact and Accuracy</w:t>
+      </w:r>
+      <w:r>
+        <w:rPr>
+          <w:rtl w:val="0"/>
+        </w:rPr>
+      </w:r>
+    </w:p>
+    <w:p>
+      <w:pPr>
+        <w:spacing w:after="40" w:before="0" w:lineRule="auto"/>
+        <w:rPr/>
+      </w:pPr>
+      <w:r>
+        <w:rPr>
+          <w:rFonts w:ascii="Arial" w:cs="Arial" w:eastAsia="Arial" w:hAnsi="Arial"/>
+          <w:i w:val="1"/>
+          <w:iCs w:val="1"/>
+          <w:color w:val="555555"/>
+          <w:sz w:val="19"/>
+          <w:szCs w:val="19"/>
+          <w:rtl w:val="0"/>
+        </w:rPr>
+        <w:t xml:space="preserve">Investment Grade · High Yield Fixed Income  ·  2017 – 2018</w:t>
+      </w:r>
+      <w:r>
+        <w:rPr>
+          <w:rtl w:val="0"/>
+        </w:rPr>
+      </w:r>
+    </w:p>
+    <w:p>
+      <w:pPr>
+        <w:spacing w:after="30" w:before="100" w:lineRule="auto"/>
+        <w:rPr/>
+      </w:pPr>
+      <w:r>
+        <w:rPr>
+          <w:rFonts w:ascii="Arial" w:cs="Arial" w:eastAsia="Arial" w:hAnsi="Arial"/>
+          <w:b w:val="1"/>
+          <w:bCs w:val="1"/>
+          <w:color w:val="1b3a5c"/>
+          <w:sz w:val="18"/>
+          <w:szCs w:val="18"/>
+          <w:rtl w:val="0"/>
+        </w:rPr>
+        <w:t xml:space="preserve">Platform &amp; Quantitative Framework</w:t>
+      </w:r>
+      <w:r>
+        <w:rPr>
+          <w:rtl w:val="0"/>
+        </w:rPr>
       </w:r>
     </w:p>
     <w:p>
@@ -2517,30 +2874,7 @@
           <w:vertAlign w:val="baseline"/>
           <w:rtl w:val="0"/>
         </w:rPr>
-        <w:t xml:space="preserve">Implemented attribution engine decomposing portfolio alpha into aligned, misaligned, and uncovered contributions; built linked multi-period attribution with market-value weighted aggregation and smoothing across hundreds of accounts</w:t>
-      </w:r>
-    </w:p>
-    <w:p>
-      <w:pPr>
-        <w:spacing w:after="30" w:before="100" w:lineRule="auto"/>
-        <w:rPr/>
-      </w:pPr>
-      <w:r>
-        <w:rPr>
-          <w:rFonts w:ascii="Arial" w:cs="Arial" w:eastAsia="Arial" w:hAnsi="Arial"/>
-          <w:b w:val="1"/>
-          <w:bCs w:val="1"/>
-          <w:color w:val="1b3a5c"/>
-          <w:sz w:val="18"/>
-          <w:szCs w:val="18"/>
-          <w:rtl w:val="0"/>
-        </w:rPr>
-        <w:t xml:space="preserve">Data Engineering</w:t>
-      </w:r>
-      <w:r>
-        <w:rPr>
-          <w:rtl w:val="0"/>
-        </w:rPr>
+        <w:t xml:space="preserve">Architected and delivered ARIA — a specialized performance attribution platform quantifying the research skill of Fixed Income credit analysts across IG and HY desks; no industry-standard solution existed for this problem at the time</w:t>
       </w:r>
     </w:p>
     <w:p>
@@ -2583,7 +2917,7 @@
           <w:vertAlign w:val="baseline"/>
           <w:rtl w:val="0"/>
         </w:rPr>
-        <w:t xml:space="preserve">Designed a large-scale data pipeline on AWS and Hadoop sourcing from six internal systems; orchestrated daily batch via IBM Tivoli Maestro; built EMR/HDFS assimilation layer with Spark/Hive computation; surfaced results in Amazon Athena and Tableau for senior management</w:t>
+        <w:t xml:space="preserve">Partnered directly with Wellington's Chief Fixed Income Strategist to translate complex quantitative evaluation models (DTS-based exposure normalization, RUDTS accuracy scoring, benchmark-relative alignment) into production engineering specifications</w:t>
       </w:r>
     </w:p>
     <w:p>
@@ -2626,23 +2960,12 @@
           <w:vertAlign w:val="baseline"/>
           <w:rtl w:val="0"/>
         </w:rPr>
-        <w:t xml:space="preserve">Replaced manual spreadsheet-based analyst evaluation with a systematic, daily, firm-wide attribution system — enabling Fixed Income Senior Management to objectively measure credit analyst skill across recommendation categories for the first time at Wellington</w:t>
-      </w:r>
-    </w:p>
-    <w:p>
-      <w:pPr>
-        <w:spacing w:after="60" w:before="0" w:lineRule="auto"/>
-        <w:rPr/>
-      </w:pPr>
-      <w:r>
-        <w:rPr>
-          <w:rtl w:val="0"/>
-        </w:rPr>
-      </w:r>
-    </w:p>
-    <w:p>
-      <w:pPr>
-        <w:spacing w:after="30" w:before="120" w:lineRule="auto"/>
+        <w:t xml:space="preserve">Implemented attribution engine decomposing portfolio alpha into aligned, misaligned, and uncovered contributions; built linked multi-period attribution with market-value weighted aggregation and smoothing across hundreds of accounts</w:t>
+      </w:r>
+    </w:p>
+    <w:p>
+      <w:pPr>
+        <w:spacing w:after="30" w:before="100" w:lineRule="auto"/>
         <w:rPr/>
       </w:pPr>
       <w:r>
@@ -2650,35 +2973,12 @@
           <w:rFonts w:ascii="Arial" w:cs="Arial" w:eastAsia="Arial" w:hAnsi="Arial"/>
           <w:b w:val="1"/>
           <w:bCs w:val="1"/>
-          <w:color w:val="1a1a1a"/>
-          <w:sz w:val="21"/>
-          <w:szCs w:val="21"/>
-          <w:rtl w:val="0"/>
-        </w:rPr>
-        <w:t xml:space="preserve">Investor LaunchPad (ILP) — Fixed Income Expansion</w:t>
-      </w:r>
-      <w:r>
-        <w:rPr>
-          <w:rtl w:val="0"/>
-        </w:rPr>
-      </w:r>
-    </w:p>
-    <w:p>
-      <w:pPr>
-        <w:spacing w:after="40" w:before="0" w:lineRule="auto"/>
-        <w:rPr/>
-      </w:pPr>
-      <w:r>
-        <w:rPr>
-          <w:rFonts w:ascii="Arial" w:cs="Arial" w:eastAsia="Arial" w:hAnsi="Arial"/>
-          <w:i w:val="1"/>
-          <w:iCs w:val="1"/>
-          <w:color w:val="555555"/>
-          <w:sz w:val="19"/>
-          <w:szCs w:val="19"/>
-          <w:rtl w:val="0"/>
-        </w:rPr>
-        <w:t xml:space="preserve">Investment Grade · High Yield · EM Corporate · EM Sovereign · Municipal · Insurance/BL  ·  2016</w:t>
+          <w:color w:val="1b3a5c"/>
+          <w:sz w:val="18"/>
+          <w:szCs w:val="18"/>
+          <w:rtl w:val="0"/>
+        </w:rPr>
+        <w:t xml:space="preserve">Data Engineering</w:t>
       </w:r>
       <w:r>
         <w:rPr>
@@ -2726,7 +3026,7 @@
           <w:vertAlign w:val="baseline"/>
           <w:rtl w:val="0"/>
         </w:rPr>
-        <w:t xml:space="preserve">Extended Investor LaunchPad — Wellington's existing firm-wide research and collaboration platform (originally Equity-only) to cover the full Fixed Income universe; onboarded six Fixed Income desks serving ~1,000 active users firm-wide</w:t>
+        <w:t xml:space="preserve">Designed a large-scale data pipeline on AWS and Hadoop sourcing from six internal systems; orchestrated daily batch via IBM Tivoli Maestro; built EMR/HDFS assimilation layer with Spark/Hive computation; surfaced results in Amazon Athena and Tableau for senior management</w:t>
       </w:r>
     </w:p>
     <w:p>
@@ -2769,7 +3069,7 @@
           <w:vertAlign w:val="baseline"/>
           <w:rtl w:val="0"/>
         </w:rPr>
-        <w:t xml:space="preserve">Designed Fixed Income-specific data models and integrations for securities, analytics, and research workflows; made Wellington's internal Fixed Income research accessible and searchable to all investors for the first time</w:t>
+        <w:t xml:space="preserve">Replaced manual spreadsheet-based analyst evaluation with a systematic, daily, firm-wide attribution system — enabling Fixed Income Senior Management to objectively measure credit analyst skill across recommendation categories for the first time at Wellington</w:t>
       </w:r>
     </w:p>
     <w:p>
@@ -2798,7 +3098,7 @@
           <w:szCs w:val="21"/>
           <w:rtl w:val="0"/>
         </w:rPr>
-        <w:t xml:space="preserve">Target Capture Platform</w:t>
+        <w:t xml:space="preserve">Investor LaunchPad (ILP) — Fixed Income Expansion</w:t>
       </w:r>
       <w:r>
         <w:rPr>
@@ -2821,7 +3121,7 @@
           <w:szCs w:val="19"/>
           <w:rtl w:val="0"/>
         </w:rPr>
-        <w:t xml:space="preserve">US Multi-Strategy · Emerging Market Debt · Global Bond  ·  2014 – 2015</w:t>
+        <w:t xml:space="preserve">Investment Grade · High Yield · EM Corporate · EM Sovereign · Municipal · Insurance/BL  ·  2016</w:t>
       </w:r>
       <w:r>
         <w:rPr>
@@ -2869,7 +3169,7 @@
           <w:vertAlign w:val="baseline"/>
           <w:rtl w:val="0"/>
         </w:rPr>
-        <w:t xml:space="preserve">Architected and owned Target Capture — replacing manual spreadsheet-based PM workflows with a centralized platform supporting active weight target management across sectors and securities in multiple sizing terms: MV%, CTD, CTSD, CTDTS, and CTIActiveRisk</w:t>
+        <w:t xml:space="preserve">Extended Investor LaunchPad — Wellington's existing firm-wide research and collaboration platform (originally Equity-only) to cover the full Fixed Income universe; onboarded six Fixed Income desks serving ~1,000 active users firm-wide</w:t>
       </w:r>
     </w:p>
     <w:p>
@@ -2912,7 +3212,7 @@
           <w:vertAlign w:val="baseline"/>
           <w:rtl w:val="0"/>
         </w:rPr>
-        <w:t xml:space="preserve">Deployed across three desks managing ~$1B in notional; built integrated trade generation, performance attribution, and risk analytics; connected to downstream compliance and portfolio management systems for daily automated rebalancing</w:t>
+        <w:t xml:space="preserve">Designed Fixed Income-specific data models and integrations for securities, analytics, and research workflows; made Wellington's internal Fixed Income research accessible and searchable to all investors for the first time</w:t>
       </w:r>
     </w:p>
     <w:p>
@@ -2941,7 +3241,7 @@
           <w:szCs w:val="21"/>
           <w:rtl w:val="0"/>
         </w:rPr>
-        <w:t xml:space="preserve">Rapid Solutions Team — Fixed Income Portal &amp; Bank Loan Workflow</w:t>
+        <w:t xml:space="preserve">Target Capture Platform</w:t>
       </w:r>
       <w:r>
         <w:rPr>
@@ -2964,7 +3264,7 @@
           <w:szCs w:val="19"/>
           <w:rtl w:val="0"/>
         </w:rPr>
-        <w:t xml:space="preserve">Currency · Bank Loans · Multi-Boutique Fixed Income  ·  2013</w:t>
+        <w:t xml:space="preserve">US Multi-Strategy · Emerging Market Debt · Global Bond  ·  2014 – 2015</w:t>
       </w:r>
       <w:r>
         <w:rPr>
@@ -3012,7 +3312,7 @@
           <w:vertAlign w:val="baseline"/>
           <w:rtl w:val="0"/>
         </w:rPr>
-        <w:t xml:space="preserve">Led a combined team of engineers and business analysts on Wellington's Rapid Solutions team — purpose-built to deliver investor tools outside traditional development cycles, with direct PM/PA access and weekly production releases</w:t>
+        <w:t xml:space="preserve">Architected and owned Target Capture — replacing manual spreadsheet-based PM workflows with a centralized platform supporting active weight target management across sectors and securities in multiple sizing terms: MV%, CTD, CTSD, CTDTS, and CTIActiveRisk</w:t>
       </w:r>
     </w:p>
     <w:p>
@@ -3055,26 +3355,23 @@
           <w:vertAlign w:val="baseline"/>
           <w:rtl w:val="0"/>
         </w:rPr>
-        <w:t xml:space="preserve">Delivered Bank Loan legal document workflow system, Currency Order Workstation, TBA Roll System, Asset In-Kind Transfer System, Credit Research System, and multiple data feeds — all through a central role-based web portal</w:t>
-      </w:r>
-    </w:p>
-    <w:p>
-      <w:pPr>
-        <w:spacing w:after="100" w:before="0" w:lineRule="auto"/>
-        <w:rPr/>
-      </w:pPr>
-      <w:r>
-        <w:rPr>
-          <w:rtl w:val="0"/>
-        </w:rPr>
-      </w:r>
-    </w:p>
-    <w:p>
-      <w:pPr>
-        <w:tabs>
-          <w:tab w:val="right" w:leader="none" w:pos="9360"/>
-        </w:tabs>
-        <w:spacing w:after="40" w:before="160" w:lineRule="auto"/>
+        <w:t xml:space="preserve">Deployed across three desks managing ~$1B in notional; built integrated trade generation, performance attribution, and risk analytics; connected to downstream compliance and portfolio management systems for daily automated rebalancing</w:t>
+      </w:r>
+    </w:p>
+    <w:p>
+      <w:pPr>
+        <w:spacing w:after="60" w:before="0" w:lineRule="auto"/>
+        <w:rPr/>
+      </w:pPr>
+      <w:r>
+        <w:rPr>
+          <w:rtl w:val="0"/>
+        </w:rPr>
+      </w:r>
+    </w:p>
+    <w:p>
+      <w:pPr>
+        <w:spacing w:after="30" w:before="120" w:lineRule="auto"/>
         <w:rPr/>
       </w:pPr>
       <w:r>
@@ -3083,21 +3380,11 @@
           <w:b w:val="1"/>
           <w:bCs w:val="1"/>
           <w:color w:val="1a1a1a"/>
-          <w:sz w:val="22"/>
-          <w:szCs w:val="22"/>
-          <w:rtl w:val="0"/>
-        </w:rPr>
-        <w:t xml:space="preserve">Sapient Corporation  ·  Client: Wellington Management</w:t>
-      </w:r>
-      <w:r>
-        <w:rPr>
-          <w:rFonts w:ascii="Arial" w:cs="Arial" w:eastAsia="Arial" w:hAnsi="Arial"/>
-          <w:color w:val="888888"/>
-          <w:sz w:val="20"/>
-          <w:szCs w:val="20"/>
-          <w:rtl w:val="0"/>
-        </w:rPr>
-        <w:t xml:space="preserve">2006 – January 2013</w:t>
+          <w:sz w:val="21"/>
+          <w:szCs w:val="21"/>
+          <w:rtl w:val="0"/>
+        </w:rPr>
+        <w:t xml:space="preserve">Rapid Solutions Team — Fixed Income Portal &amp; Bank Loan Workflow</w:t>
       </w:r>
       <w:r>
         <w:rPr>
@@ -3120,64 +3407,7 @@
           <w:szCs w:val="19"/>
           <w:rtl w:val="0"/>
         </w:rPr>
-        <w:t xml:space="preserve">Embedded Technology Consultant  ·  Boston, MA</w:t>
-      </w:r>
-      <w:r>
-        <w:rPr>
-          <w:rtl w:val="0"/>
-        </w:rPr>
-      </w:r>
-    </w:p>
-    <w:p>
-      <w:pPr>
-        <w:spacing w:after="60" w:before="0" w:lineRule="auto"/>
-        <w:rPr/>
-      </w:pPr>
-      <w:r>
-        <w:rPr>
-          <w:rtl w:val="0"/>
-        </w:rPr>
-      </w:r>
-    </w:p>
-    <w:p>
-      <w:pPr>
-        <w:spacing w:after="30" w:before="120" w:lineRule="auto"/>
-        <w:rPr/>
-      </w:pPr>
-      <w:r>
-        <w:rPr>
-          <w:rFonts w:ascii="Arial" w:cs="Arial" w:eastAsia="Arial" w:hAnsi="Arial"/>
-          <w:b w:val="1"/>
-          <w:bCs w:val="1"/>
-          <w:color w:val="1a1a1a"/>
-          <w:sz w:val="21"/>
-          <w:szCs w:val="21"/>
-          <w:rtl w:val="0"/>
-        </w:rPr>
-        <w:t xml:space="preserve">Structured Products Platform &amp; Federal Reserve Mandate Technology</w:t>
-      </w:r>
-      <w:r>
-        <w:rPr>
-          <w:rtl w:val="0"/>
-        </w:rPr>
-      </w:r>
-    </w:p>
-    <w:p>
-      <w:pPr>
-        <w:spacing w:after="40" w:before="0" w:lineRule="auto"/>
-        <w:rPr/>
-      </w:pPr>
-      <w:r>
-        <w:rPr>
-          <w:rFonts w:ascii="Arial" w:cs="Arial" w:eastAsia="Arial" w:hAnsi="Arial"/>
-          <w:i w:val="1"/>
-          <w:iCs w:val="1"/>
-          <w:color w:val="555555"/>
-          <w:sz w:val="19"/>
-          <w:szCs w:val="19"/>
-          <w:rtl w:val="0"/>
-        </w:rPr>
-        <w:t xml:space="preserve">Structured Products — RMBS · CMBS · ABS · CLO  ·  2008 – 2012</w:t>
+        <w:t xml:space="preserve">Currency · Bank Loans · Multi-Boutique Fixed Income  ·  2013</w:t>
       </w:r>
       <w:r>
         <w:rPr>
@@ -3225,7 +3455,7 @@
           <w:vertAlign w:val="baseline"/>
           <w:rtl w:val="0"/>
         </w:rPr>
-        <w:t xml:space="preserve">Following the 2008 housing market crash, Wellington was selected to manage a large Federal Reserve mandate; embedded directly with the Structured Products desk to design and deliver production technology across RMBS, CMBS, ABS, and CLO asset classes under significant regulatory pressure</w:t>
+        <w:t xml:space="preserve">Led a combined team of engineers and business analysts on Wellington's Rapid Solutions team — purpose-built to deliver investor tools outside traditional development cycles, with direct PM/PA access and weekly production releases</w:t>
       </w:r>
     </w:p>
     <w:p>
@@ -3268,32 +3498,133 @@
           <w:vertAlign w:val="baseline"/>
           <w:rtl w:val="0"/>
         </w:rPr>
-        <w:t xml:space="preserve">Designed and built the Structured Products Datamart</w:t>
-      </w:r>
-      <w:r>
-        <w:rPr>
-          <w:rtl w:val="0"/>
-        </w:rPr>
-        <w:t xml:space="preserve">,</w:t>
-      </w:r>
-      <w:r>
-        <w:rPr>
-          <w:rFonts w:ascii="Arial" w:cs="Arial" w:eastAsia="Arial" w:hAnsi="Arial"/>
-          <w:b w:val="0"/>
-          <w:bCs w:val="0"/>
-          <w:i w:val="0"/>
-          <w:iCs w:val="0"/>
-          <w:smallCaps w:val="0"/>
-          <w:strike w:val="0"/>
-          <w:color w:val="1a1a1a"/>
-          <w:sz w:val="20"/>
-          <w:szCs w:val="20"/>
-          <w:u w:val="none"/>
-          <w:shd w:fill="auto" w:val="clear"/>
-          <w:vertAlign w:val="baseline"/>
-          <w:rtl w:val="0"/>
-        </w:rPr>
-        <w:t xml:space="preserve"> sourcing large-scale datasets from Intex; architected the Structured Product Analyzer (SPA) — a real-time cashflow scenario analysis tool integrating with Intex Solver API and Grid Computing for near-real-time results at scale</w:t>
+        <w:t xml:space="preserve">Delivered Bank Loan legal document workflow system, Currency Order Workstation, TBA Roll System, Asset In-Kind Transfer System, Credit Research System, and multiple data feeds — all through a central role-based web portal</w:t>
+      </w:r>
+    </w:p>
+    <w:p>
+      <w:pPr>
+        <w:spacing w:after="100" w:before="0" w:lineRule="auto"/>
+        <w:rPr/>
+      </w:pPr>
+      <w:r>
+        <w:rPr>
+          <w:rtl w:val="0"/>
+        </w:rPr>
+      </w:r>
+    </w:p>
+    <w:p>
+      <w:pPr>
+        <w:tabs>
+          <w:tab w:val="right" w:leader="none" w:pos="9360"/>
+        </w:tabs>
+        <w:spacing w:after="40" w:before="160" w:lineRule="auto"/>
+        <w:rPr/>
+      </w:pPr>
+      <w:r>
+        <w:rPr>
+          <w:rFonts w:ascii="Arial" w:cs="Arial" w:eastAsia="Arial" w:hAnsi="Arial"/>
+          <w:b w:val="1"/>
+          <w:bCs w:val="1"/>
+          <w:color w:val="1a1a1a"/>
+          <w:sz w:val="22"/>
+          <w:szCs w:val="22"/>
+          <w:rtl w:val="0"/>
+        </w:rPr>
+        <w:t>Sapient Corporation  ·  Client: Wellington Management  ·  2006 – January 2013</w:t>
+      </w:r>
+      <w:r>
+        <w:rPr>
+          <w:rFonts w:ascii="Arial" w:cs="Arial" w:eastAsia="Arial" w:hAnsi="Arial"/>
+          <w:color w:val="888888"/>
+          <w:sz w:val="20"/>
+          <w:szCs w:val="20"/>
+          <w:rtl w:val="0"/>
+        </w:rPr>
+      </w:r>
+      <w:r>
+        <w:rPr>
+          <w:rtl w:val="0"/>
+        </w:rPr>
+      </w:r>
+    </w:p>
+    <w:p>
+      <w:pPr>
+        <w:spacing w:after="40" w:before="0" w:lineRule="auto"/>
+        <w:rPr/>
+      </w:pPr>
+      <w:r>
+        <w:rPr>
+          <w:rFonts w:ascii="Arial" w:cs="Arial" w:eastAsia="Arial" w:hAnsi="Arial"/>
+          <w:i w:val="1"/>
+          <w:iCs w:val="1"/>
+          <w:color w:val="555555"/>
+          <w:sz w:val="19"/>
+          <w:szCs w:val="19"/>
+          <w:rtl w:val="0"/>
+        </w:rPr>
+        <w:t xml:space="preserve">Embedded Technology Consultant  ·  Boston, MA</w:t>
+      </w:r>
+      <w:r>
+        <w:rPr>
+          <w:rtl w:val="0"/>
+        </w:rPr>
+      </w:r>
+    </w:p>
+    <w:p>
+      <w:pPr>
+        <w:spacing w:after="60" w:before="0" w:lineRule="auto"/>
+        <w:rPr/>
+      </w:pPr>
+      <w:r>
+        <w:rPr>
+          <w:rtl w:val="0"/>
+        </w:rPr>
+      </w:r>
+    </w:p>
+    <w:p>
+      <w:pPr>
+        <w:spacing w:after="30" w:before="120" w:lineRule="auto"/>
+        <w:rPr/>
+      </w:pPr>
+      <w:r>
+        <w:rPr>
+          <w:rFonts w:ascii="Arial" w:cs="Arial" w:eastAsia="Arial" w:hAnsi="Arial"/>
+          <w:b w:val="1"/>
+          <w:bCs w:val="1"/>
+          <w:color w:val="1a1a1a"/>
+          <w:sz w:val="21"/>
+          <w:szCs w:val="21"/>
+          <w:rtl w:val="0"/>
+        </w:rPr>
+        <w:t xml:space="preserve">Structured Products Platform &amp; Federal Reserve Mandate Technology</w:t>
+      </w:r>
+      <w:r>
+        <w:rPr>
+          <w:rtl w:val="0"/>
+        </w:rPr>
+      </w:r>
+    </w:p>
+    <w:p>
+      <w:pPr>
+        <w:spacing w:after="40" w:before="0" w:lineRule="auto"/>
+        <w:rPr/>
+      </w:pPr>
+      <w:r>
+        <w:rPr>
+          <w:rFonts w:ascii="Arial" w:cs="Arial" w:eastAsia="Arial" w:hAnsi="Arial"/>
+          <w:i w:val="1"/>
+          <w:iCs w:val="1"/>
+          <w:color w:val="555555"/>
+          <w:sz w:val="19"/>
+          <w:szCs w:val="19"/>
+          <w:rtl w:val="0"/>
+        </w:rPr>
+        <w:t xml:space="preserve">Structured Products — RMBS · CMBS · ABS · CLO  ·  2008 – 2012</w:t>
+      </w:r>
+      <w:r>
+        <w:rPr>
+          <w:rtl w:val="0"/>
+        </w:rPr>
       </w:r>
     </w:p>
     <w:p>
@@ -3336,64 +3667,7 @@
           <w:vertAlign w:val="baseline"/>
           <w:rtl w:val="0"/>
         </w:rPr>
-        <w:t xml:space="preserve">Built a dedicated Fed data feed and regulatory reporting tool meeting stringent data quality, format, and audit standards required under the mandate; coordinated with compliance and operations for timely, audit-ready submissions</w:t>
-      </w:r>
-    </w:p>
-    <w:p>
-      <w:pPr>
-        <w:spacing w:after="60" w:before="0" w:lineRule="auto"/>
-        <w:rPr/>
-      </w:pPr>
-      <w:r>
-        <w:rPr>
-          <w:rtl w:val="0"/>
-        </w:rPr>
-      </w:r>
-    </w:p>
-    <w:p>
-      <w:pPr>
-        <w:spacing w:after="30" w:before="120" w:lineRule="auto"/>
-        <w:rPr/>
-      </w:pPr>
-      <w:r>
-        <w:rPr>
-          <w:rFonts w:ascii="Arial" w:cs="Arial" w:eastAsia="Arial" w:hAnsi="Arial"/>
-          <w:b w:val="1"/>
-          <w:bCs w:val="1"/>
-          <w:color w:val="1a1a1a"/>
-          <w:sz w:val="21"/>
-          <w:szCs w:val="21"/>
-          <w:rtl w:val="0"/>
-        </w:rPr>
-        <w:t xml:space="preserve">Investment Strategy Workbench (ISW)</w:t>
-      </w:r>
-      <w:r>
-        <w:rPr>
-          <w:rtl w:val="0"/>
-        </w:rPr>
-      </w:r>
-    </w:p>
-    <w:p>
-      <w:pPr>
-        <w:spacing w:after="40" w:before="0" w:lineRule="auto"/>
-        <w:rPr/>
-      </w:pPr>
-      <w:r>
-        <w:rPr>
-          <w:rFonts w:ascii="Arial" w:cs="Arial" w:eastAsia="Arial" w:hAnsi="Arial"/>
-          <w:i w:val="1"/>
-          <w:iCs w:val="1"/>
-          <w:color w:val="555555"/>
-          <w:sz w:val="19"/>
-          <w:szCs w:val="19"/>
-          <w:rtl w:val="0"/>
-        </w:rPr>
-        <w:t xml:space="preserve">Global Bond Desk  ·  2006 – 2007</w:t>
-      </w:r>
-      <w:r>
-        <w:rPr>
-          <w:rtl w:val="0"/>
-        </w:rPr>
+        <w:t xml:space="preserve">Following the 2008 housing market crash, Wellington was selected to manage a large Federal Reserve mandate; embedded directly with the Structured Products desk to design and deliver production technology across RMBS, CMBS, ABS, and CLO asset classes under significant regulatory pressure</w:t>
       </w:r>
     </w:p>
     <w:p>
@@ -3436,7 +3710,7 @@
           <w:vertAlign w:val="baseline"/>
           <w:rtl w:val="0"/>
         </w:rPr>
-        <w:t xml:space="preserve">Architected and owned ISW — a performance attribution platform for Wellington's Global Bond desk</w:t>
+        <w:t xml:space="preserve">Designed and built the Structured Products Datamart</w:t>
       </w:r>
       <w:r>
         <w:rPr>
@@ -3461,32 +3735,7 @@
           <w:vertAlign w:val="baseline"/>
           <w:rtl w:val="0"/>
         </w:rPr>
-        <w:t xml:space="preserve"> measuring contribution to return for abstract investment strategies across international sovereign bond markets</w:t>
-      </w:r>
-      <w:r>
-        <w:rPr>
-          <w:rtl w:val="0"/>
-        </w:rPr>
-        <w:t xml:space="preserve">,</w:t>
-      </w:r>
-      <w:r>
-        <w:rPr>
-          <w:rFonts w:ascii="Arial" w:cs="Arial" w:eastAsia="Arial" w:hAnsi="Arial"/>
-          <w:b w:val="0"/>
-          <w:bCs w:val="0"/>
-          <w:i w:val="0"/>
-          <w:iCs w:val="0"/>
-          <w:smallCaps w:val="0"/>
-          <w:strike w:val="0"/>
-          <w:color w:val="1a1a1a"/>
-          <w:sz w:val="20"/>
-          <w:szCs w:val="20"/>
-          <w:u w:val="none"/>
-          <w:shd w:fill="auto" w:val="clear"/>
-          <w:vertAlign w:val="baseline"/>
-          <w:rtl w:val="0"/>
-        </w:rPr>
-        <w:t xml:space="preserve"> including German Bunds and UK Gilts</w:t>
+        <w:t xml:space="preserve"> sourcing large-scale datasets from Intex; architected the Structured Product Analyzer (SPA) — a real-time cashflow scenario analysis tool integrating with Intex Solver API and Grid Computing for near-real-time results at scale</w:t>
       </w:r>
     </w:p>
     <w:p>
@@ -3529,26 +3778,23 @@
           <w:vertAlign w:val="baseline"/>
           <w:rtl w:val="0"/>
         </w:rPr>
-        <w:t xml:space="preserve">Bridged the gap between theoretical strategy construction and realized P&amp;L, giving PMs a systematic daily view of how yield curve ideas translated into performance across market-value and CTD-sized positions</w:t>
-      </w:r>
-    </w:p>
-    <w:p>
-      <w:pPr>
-        <w:spacing w:after="100" w:before="0" w:lineRule="auto"/>
-        <w:rPr/>
-      </w:pPr>
-      <w:r>
-        <w:rPr>
-          <w:rtl w:val="0"/>
-        </w:rPr>
-      </w:r>
-    </w:p>
-    <w:p>
-      <w:pPr>
-        <w:tabs>
-          <w:tab w:val="right" w:leader="none" w:pos="9360"/>
-        </w:tabs>
-        <w:spacing w:after="40" w:before="160" w:lineRule="auto"/>
+        <w:t xml:space="preserve">Built a dedicated Fed data feed and regulatory reporting tool meeting stringent data quality, format, and audit standards required under the mandate; coordinated with compliance and operations for timely, audit-ready submissions</w:t>
+      </w:r>
+    </w:p>
+    <w:p>
+      <w:pPr>
+        <w:spacing w:after="60" w:before="0" w:lineRule="auto"/>
+        <w:rPr/>
+      </w:pPr>
+      <w:r>
+        <w:rPr>
+          <w:rtl w:val="0"/>
+        </w:rPr>
+      </w:r>
+    </w:p>
+    <w:p>
+      <w:pPr>
+        <w:spacing w:after="30" w:before="120" w:lineRule="auto"/>
         <w:rPr/>
       </w:pPr>
       <w:r>
@@ -3557,21 +3803,11 @@
           <w:b w:val="1"/>
           <w:bCs w:val="1"/>
           <w:color w:val="1a1a1a"/>
-          <w:sz w:val="22"/>
-          <w:szCs w:val="22"/>
-          <w:rtl w:val="0"/>
-        </w:rPr>
-        <w:t xml:space="preserve">Sapient Corporation </w:t>
-      </w:r>
-      <w:r>
-        <w:rPr>
-          <w:rFonts w:ascii="Arial" w:cs="Arial" w:eastAsia="Arial" w:hAnsi="Arial"/>
-          <w:color w:val="888888"/>
-          <w:sz w:val="20"/>
-          <w:szCs w:val="20"/>
-          <w:rtl w:val="0"/>
-        </w:rPr>
-        <w:t xml:space="preserve">August 2000 – 2006</w:t>
+          <w:sz w:val="21"/>
+          <w:szCs w:val="21"/>
+          <w:rtl w:val="0"/>
+        </w:rPr>
+        <w:t xml:space="preserve">Investment Strategy Workbench (ISW)</w:t>
       </w:r>
       <w:r>
         <w:rPr>
@@ -3594,28 +3830,167 @@
           <w:szCs w:val="19"/>
           <w:rtl w:val="0"/>
         </w:rPr>
-        <w:t xml:space="preserve">Track Lead · Infrastructure Lead · System Architect  ·  Multiple client locations</w:t>
-      </w:r>
-      <w:r>
-        <w:rPr>
-          <w:rtl w:val="0"/>
-        </w:rPr>
-      </w:r>
-    </w:p>
-    <w:p>
-      <w:pPr>
-        <w:spacing w:after="60" w:before="0" w:lineRule="auto"/>
-        <w:rPr/>
-      </w:pPr>
-      <w:r>
-        <w:rPr>
-          <w:rtl w:val="0"/>
-        </w:rPr>
-      </w:r>
-    </w:p>
-    <w:p>
-      <w:pPr>
-        <w:spacing w:after="30" w:before="120" w:lineRule="auto"/>
+        <w:t xml:space="preserve">Global Bond Desk  ·  2006 – 2007</w:t>
+      </w:r>
+      <w:r>
+        <w:rPr>
+          <w:rtl w:val="0"/>
+        </w:rPr>
+      </w:r>
+    </w:p>
+    <w:p>
+      <w:pPr>
+        <w:keepNext w:val="0"/>
+        <w:keepLines w:val="0"/>
+        <w:pageBreakBefore w:val="0"/>
+        <w:widowControl w:val="1"/>
+        <w:numPr>
+          <w:ilvl w:val="0"/>
+          <w:numId w:val="1"/>
+        </w:numPr>
+        <w:pBdr>
+          <w:top w:space="0" w:sz="0" w:val="nil"/>
+          <w:left w:space="0" w:sz="0" w:val="nil"/>
+          <w:bottom w:space="0" w:sz="0" w:val="nil"/>
+          <w:right w:space="0" w:sz="0" w:val="nil"/>
+          <w:between w:space="0" w:sz="0" w:val="nil"/>
+        </w:pBdr>
+        <w:shd w:fill="auto" w:val="clear"/>
+        <w:spacing w:after="20" w:before="20" w:line="240" w:lineRule="auto"/>
+        <w:ind w:left="440" w:right="0" w:hanging="280"/>
+        <w:jc w:val="left"/>
+        <w:rPr/>
+      </w:pPr>
+      <w:r>
+        <w:rPr>
+          <w:rFonts w:ascii="Arial" w:cs="Arial" w:eastAsia="Arial" w:hAnsi="Arial"/>
+          <w:b w:val="0"/>
+          <w:bCs w:val="0"/>
+          <w:i w:val="0"/>
+          <w:iCs w:val="0"/>
+          <w:smallCaps w:val="0"/>
+          <w:strike w:val="0"/>
+          <w:color w:val="1a1a1a"/>
+          <w:sz w:val="20"/>
+          <w:szCs w:val="20"/>
+          <w:u w:val="none"/>
+          <w:shd w:fill="auto" w:val="clear"/>
+          <w:vertAlign w:val="baseline"/>
+          <w:rtl w:val="0"/>
+        </w:rPr>
+        <w:t xml:space="preserve">Architected and owned ISW — a performance attribution platform for Wellington's Global Bond desk</w:t>
+      </w:r>
+      <w:r>
+        <w:rPr>
+          <w:rtl w:val="0"/>
+        </w:rPr>
+        <w:t xml:space="preserve">,</w:t>
+      </w:r>
+      <w:r>
+        <w:rPr>
+          <w:rFonts w:ascii="Arial" w:cs="Arial" w:eastAsia="Arial" w:hAnsi="Arial"/>
+          <w:b w:val="0"/>
+          <w:bCs w:val="0"/>
+          <w:i w:val="0"/>
+          <w:iCs w:val="0"/>
+          <w:smallCaps w:val="0"/>
+          <w:strike w:val="0"/>
+          <w:color w:val="1a1a1a"/>
+          <w:sz w:val="20"/>
+          <w:szCs w:val="20"/>
+          <w:u w:val="none"/>
+          <w:shd w:fill="auto" w:val="clear"/>
+          <w:vertAlign w:val="baseline"/>
+          <w:rtl w:val="0"/>
+        </w:rPr>
+        <w:t xml:space="preserve"> measuring contribution to return for abstract investment strategies across international sovereign bond markets</w:t>
+      </w:r>
+      <w:r>
+        <w:rPr>
+          <w:rtl w:val="0"/>
+        </w:rPr>
+        <w:t xml:space="preserve">,</w:t>
+      </w:r>
+      <w:r>
+        <w:rPr>
+          <w:rFonts w:ascii="Arial" w:cs="Arial" w:eastAsia="Arial" w:hAnsi="Arial"/>
+          <w:b w:val="0"/>
+          <w:bCs w:val="0"/>
+          <w:i w:val="0"/>
+          <w:iCs w:val="0"/>
+          <w:smallCaps w:val="0"/>
+          <w:strike w:val="0"/>
+          <w:color w:val="1a1a1a"/>
+          <w:sz w:val="20"/>
+          <w:szCs w:val="20"/>
+          <w:u w:val="none"/>
+          <w:shd w:fill="auto" w:val="clear"/>
+          <w:vertAlign w:val="baseline"/>
+          <w:rtl w:val="0"/>
+        </w:rPr>
+        <w:t xml:space="preserve"> including German Bunds and UK Gilts</w:t>
+      </w:r>
+    </w:p>
+    <w:p>
+      <w:pPr>
+        <w:keepNext w:val="0"/>
+        <w:keepLines w:val="0"/>
+        <w:pageBreakBefore w:val="0"/>
+        <w:widowControl w:val="1"/>
+        <w:numPr>
+          <w:ilvl w:val="0"/>
+          <w:numId w:val="1"/>
+        </w:numPr>
+        <w:pBdr>
+          <w:top w:space="0" w:sz="0" w:val="nil"/>
+          <w:left w:space="0" w:sz="0" w:val="nil"/>
+          <w:bottom w:space="0" w:sz="0" w:val="nil"/>
+          <w:right w:space="0" w:sz="0" w:val="nil"/>
+          <w:between w:space="0" w:sz="0" w:val="nil"/>
+        </w:pBdr>
+        <w:shd w:fill="auto" w:val="clear"/>
+        <w:spacing w:after="20" w:before="20" w:line="240" w:lineRule="auto"/>
+        <w:ind w:left="440" w:right="0" w:hanging="280"/>
+        <w:jc w:val="left"/>
+        <w:rPr/>
+      </w:pPr>
+      <w:r>
+        <w:rPr>
+          <w:rFonts w:ascii="Arial" w:cs="Arial" w:eastAsia="Arial" w:hAnsi="Arial"/>
+          <w:b w:val="0"/>
+          <w:bCs w:val="0"/>
+          <w:i w:val="0"/>
+          <w:iCs w:val="0"/>
+          <w:smallCaps w:val="0"/>
+          <w:strike w:val="0"/>
+          <w:color w:val="1a1a1a"/>
+          <w:sz w:val="20"/>
+          <w:szCs w:val="20"/>
+          <w:u w:val="none"/>
+          <w:shd w:fill="auto" w:val="clear"/>
+          <w:vertAlign w:val="baseline"/>
+          <w:rtl w:val="0"/>
+        </w:rPr>
+        <w:t xml:space="preserve">Bridged the gap between theoretical strategy construction and realized P&amp;L, giving PMs a systematic daily view of how yield curve ideas translated into performance across market-value and CTD-sized positions</w:t>
+      </w:r>
+    </w:p>
+    <w:p>
+      <w:pPr>
+        <w:spacing w:after="100" w:before="0" w:lineRule="auto"/>
+        <w:rPr/>
+      </w:pPr>
+      <w:r>
+        <w:rPr>
+          <w:rtl w:val="0"/>
+        </w:rPr>
+      </w:r>
+    </w:p>
+    <w:p>
+      <w:pPr>
+        <w:tabs>
+          <w:tab w:val="right" w:leader="none" w:pos="9360"/>
+        </w:tabs>
+        <w:spacing w:after="40" w:before="160" w:lineRule="auto"/>
         <w:rPr/>
       </w:pPr>
       <w:r>
@@ -3624,11 +3999,21 @@
           <w:b w:val="1"/>
           <w:bCs w:val="1"/>
           <w:color w:val="1a1a1a"/>
-          <w:sz w:val="21"/>
-          <w:szCs w:val="21"/>
-          <w:rtl w:val="0"/>
-        </w:rPr>
-        <w:t xml:space="preserve">Cinergy Corporation — REAP Risk Engine &amp; Portfolio Optimization Platform</w:t>
+          <w:sz w:val="22"/>
+          <w:szCs w:val="22"/>
+          <w:rtl w:val="0"/>
+        </w:rPr>
+        <w:t xml:space="preserve">Sapient Corporation </w:t>
+      </w:r>
+      <w:r>
+        <w:rPr>
+          <w:rFonts w:ascii="Arial" w:cs="Arial" w:eastAsia="Arial" w:hAnsi="Arial"/>
+          <w:color w:val="888888"/>
+          <w:sz w:val="20"/>
+          <w:szCs w:val="20"/>
+          <w:rtl w:val="0"/>
+        </w:rPr>
+        <w:t xml:space="preserve">August 2000 – 2006</w:t>
       </w:r>
       <w:r>
         <w:rPr>
@@ -3651,7 +4036,41 @@
           <w:szCs w:val="19"/>
           <w:rtl w:val="0"/>
         </w:rPr>
-        <w:t xml:space="preserve">Energy Trading · Power · Gas · Coal · Propane · Emissions  ·  March 2003 – February 2006</w:t>
+        <w:t xml:space="preserve">Track Lead · Infrastructure Lead · System Architect  ·  Multiple client locations</w:t>
+      </w:r>
+      <w:r>
+        <w:rPr>
+          <w:rtl w:val="0"/>
+        </w:rPr>
+      </w:r>
+    </w:p>
+    <w:p>
+      <w:pPr>
+        <w:spacing w:after="60" w:before="0" w:lineRule="auto"/>
+        <w:rPr/>
+      </w:pPr>
+      <w:r>
+        <w:rPr>
+          <w:rtl w:val="0"/>
+        </w:rPr>
+      </w:r>
+    </w:p>
+    <w:p>
+      <w:pPr>
+        <w:spacing w:after="30" w:before="120" w:lineRule="auto"/>
+        <w:rPr/>
+      </w:pPr>
+      <w:r>
+        <w:rPr>
+          <w:rFonts w:ascii="Arial" w:cs="Arial" w:eastAsia="Arial" w:hAnsi="Arial"/>
+          <w:b w:val="1"/>
+          <w:bCs w:val="1"/>
+          <w:color w:val="1a1a1a"/>
+          <w:sz w:val="21"/>
+          <w:szCs w:val="21"/>
+          <w:rtl w:val="0"/>
+        </w:rPr>
+        <w:t>Cinergy Corporation — REAP Risk Engine &amp; Portfolio Optimization Platform</w:t>
       </w:r>
       <w:r>
         <w:rPr>
@@ -3674,10 +4093,22 @@
           <w:szCs w:val="19"/>
           <w:rtl w:val="0"/>
         </w:rPr>
-        <w:t xml:space="preserve">Cincinnati</w:t>
-      </w:r>
-      <w:r>
-        <w:rPr>
+        <w:t xml:space="preserve">Energy Trading · Power · Gas · Coal · Propane · Emissions  ·  March 2003 – February 2006</w:t>
+      </w:r>
+      <w:r>
+        <w:rPr>
+          <w:rtl w:val="0"/>
+        </w:rPr>
+      </w:r>
+    </w:p>
+    <w:p>
+      <w:pPr>
+        <w:spacing w:after="40" w:before="0" w:lineRule="auto"/>
+        <w:rPr/>
+      </w:pPr>
+      <w:r>
+        <w:rPr>
+          <w:rFonts w:ascii="Arial" w:cs="Arial" w:eastAsia="Arial" w:hAnsi="Arial"/>
           <w:i w:val="1"/>
           <w:iCs w:val="1"/>
           <w:color w:val="555555"/>
@@ -3685,11 +4116,10 @@
           <w:szCs w:val="19"/>
           <w:rtl w:val="0"/>
         </w:rPr>
-        <w:t xml:space="preserve">,</w:t>
-      </w:r>
-      <w:r>
-        <w:rPr>
-          <w:rFonts w:ascii="Arial" w:cs="Arial" w:eastAsia="Arial" w:hAnsi="Arial"/>
+        <w:t xml:space="preserve">Cincinnati</w:t>
+      </w:r>
+      <w:r>
+        <w:rPr>
           <w:i w:val="1"/>
           <w:iCs w:val="1"/>
           <w:color w:val="555555"/>
@@ -3697,10 +4127,11 @@
           <w:szCs w:val="19"/>
           <w:rtl w:val="0"/>
         </w:rPr>
-        <w:t xml:space="preserve"> OH · Houston</w:t>
-      </w:r>
-      <w:r>
-        <w:rPr>
+        <w:t xml:space="preserve">,</w:t>
+      </w:r>
+      <w:r>
+        <w:rPr>
+          <w:rFonts w:ascii="Arial" w:cs="Arial" w:eastAsia="Arial" w:hAnsi="Arial"/>
           <w:i w:val="1"/>
           <w:iCs w:val="1"/>
           <w:color w:val="555555"/>
@@ -3708,11 +4139,10 @@
           <w:szCs w:val="19"/>
           <w:rtl w:val="0"/>
         </w:rPr>
-        <w:t xml:space="preserve">,</w:t>
-      </w:r>
-      <w:r>
-        <w:rPr>
-          <w:rFonts w:ascii="Arial" w:cs="Arial" w:eastAsia="Arial" w:hAnsi="Arial"/>
+        <w:t xml:space="preserve"> OH · Houston</w:t>
+      </w:r>
+      <w:r>
+        <w:rPr>
           <w:i w:val="1"/>
           <w:iCs w:val="1"/>
           <w:color w:val="555555"/>
@@ -3720,10 +4150,11 @@
           <w:szCs w:val="19"/>
           <w:rtl w:val="0"/>
         </w:rPr>
-        <w:t xml:space="preserve"> TX · Bangalore</w:t>
-      </w:r>
-      <w:r>
-        <w:rPr>
+        <w:t xml:space="preserve">,</w:t>
+      </w:r>
+      <w:r>
+        <w:rPr>
+          <w:rFonts w:ascii="Arial" w:cs="Arial" w:eastAsia="Arial" w:hAnsi="Arial"/>
           <w:i w:val="1"/>
           <w:iCs w:val="1"/>
           <w:color w:val="555555"/>
@@ -3731,11 +4162,10 @@
           <w:szCs w:val="19"/>
           <w:rtl w:val="0"/>
         </w:rPr>
-        <w:t xml:space="preserve">,</w:t>
-      </w:r>
-      <w:r>
-        <w:rPr>
-          <w:rFonts w:ascii="Arial" w:cs="Arial" w:eastAsia="Arial" w:hAnsi="Arial"/>
+        <w:t xml:space="preserve"> TX · Bangalore</w:t>
+      </w:r>
+      <w:r>
+        <w:rPr>
           <w:i w:val="1"/>
           <w:iCs w:val="1"/>
           <w:color w:val="555555"/>
@@ -3743,10 +4173,11 @@
           <w:szCs w:val="19"/>
           <w:rtl w:val="0"/>
         </w:rPr>
-        <w:t xml:space="preserve"> IN · New Delhi</w:t>
-      </w:r>
-      <w:r>
-        <w:rPr>
+        <w:t xml:space="preserve">,</w:t>
+      </w:r>
+      <w:r>
+        <w:rPr>
+          <w:rFonts w:ascii="Arial" w:cs="Arial" w:eastAsia="Arial" w:hAnsi="Arial"/>
           <w:i w:val="1"/>
           <w:iCs w:val="1"/>
           <w:color w:val="555555"/>
@@ -3754,11 +4185,10 @@
           <w:szCs w:val="19"/>
           <w:rtl w:val="0"/>
         </w:rPr>
-        <w:t xml:space="preserve">,</w:t>
-      </w:r>
-      <w:r>
-        <w:rPr>
-          <w:rFonts w:ascii="Arial" w:cs="Arial" w:eastAsia="Arial" w:hAnsi="Arial"/>
+        <w:t xml:space="preserve"> IN · New Delhi</w:t>
+      </w:r>
+      <w:r>
+        <w:rPr>
           <w:i w:val="1"/>
           <w:iCs w:val="1"/>
           <w:color w:val="555555"/>
@@ -3766,12 +4196,219 @@
           <w:szCs w:val="19"/>
           <w:rtl w:val="0"/>
         </w:rPr>
+        <w:t xml:space="preserve">,</w:t>
+      </w:r>
+      <w:r>
+        <w:rPr>
+          <w:rFonts w:ascii="Arial" w:cs="Arial" w:eastAsia="Arial" w:hAnsi="Arial"/>
+          <w:i w:val="1"/>
+          <w:iCs w:val="1"/>
+          <w:color w:val="555555"/>
+          <w:sz w:val="19"/>
+          <w:szCs w:val="19"/>
+          <w:rtl w:val="0"/>
+        </w:rPr>
         <w:t xml:space="preserve"> IN</w:t>
       </w:r>
       <w:r>
         <w:rPr>
           <w:rtl w:val="0"/>
         </w:rPr>
+      </w:r>
+    </w:p>
+    <w:p>
+      <w:pPr>
+        <w:spacing w:after="30" w:before="100" w:lineRule="auto"/>
+        <w:rPr/>
+      </w:pPr>
+      <w:r>
+        <w:rPr>
+          <w:rFonts w:ascii="Arial" w:cs="Arial" w:eastAsia="Arial" w:hAnsi="Arial"/>
+          <w:b w:val="1"/>
+          <w:bCs w:val="1"/>
+          <w:color w:val="1b3a5c"/>
+          <w:sz w:val="18"/>
+          <w:szCs w:val="18"/>
+          <w:rtl w:val="0"/>
+        </w:rPr>
+        <w:t>Executive Leadership</w:t>
+      </w:r>
+      <w:r>
+        <w:rPr>
+          <w:rtl w:val="0"/>
+        </w:rPr>
+      </w:r>
+    </w:p>
+    <w:p>
+      <w:pPr>
+        <w:keepNext w:val="0"/>
+        <w:keepLines w:val="0"/>
+        <w:pageBreakBefore w:val="0"/>
+        <w:widowControl w:val="1"/>
+        <w:numPr>
+          <w:ilvl w:val="0"/>
+          <w:numId w:val="1"/>
+        </w:numPr>
+        <w:pBdr>
+          <w:top w:space="0" w:sz="0" w:val="nil"/>
+          <w:left w:space="0" w:sz="0" w:val="nil"/>
+          <w:bottom w:space="0" w:sz="0" w:val="nil"/>
+          <w:right w:space="0" w:sz="0" w:val="nil"/>
+          <w:between w:space="0" w:sz="0" w:val="nil"/>
+        </w:pBdr>
+        <w:shd w:fill="auto" w:val="clear"/>
+        <w:spacing w:after="20" w:before="20" w:line="240" w:lineRule="auto"/>
+        <w:ind w:left="440" w:right="0" w:hanging="280"/>
+        <w:jc w:val="left"/>
+        <w:rPr/>
+      </w:pPr>
+      <w:r>
+        <w:rPr>
+          <w:rFonts w:ascii="Arial" w:cs="Arial" w:eastAsia="Arial" w:hAnsi="Arial"/>
+          <w:b w:val="0"/>
+          <w:bCs w:val="0"/>
+          <w:i w:val="0"/>
+          <w:iCs w:val="0"/>
+          <w:smallCaps w:val="0"/>
+          <w:strike w:val="0"/>
+          <w:color w:val="1a1a1a"/>
+          <w:sz w:val="20"/>
+          <w:szCs w:val="20"/>
+          <w:u w:val="none"/>
+          <w:shd w:fill="auto" w:val="clear"/>
+          <w:vertAlign w:val="baseline"/>
+          <w:rtl w:val="0"/>
+        </w:rPr>
+        <w:t>Led large-scale technology programs spanning market risk, optimization, and regulatory initiatives in a complex energy trading environment.</w:t>
+      </w:r>
+    </w:p>
+    <w:p>
+      <w:pPr>
+        <w:keepNext w:val="0"/>
+        <w:keepLines w:val="0"/>
+        <w:pageBreakBefore w:val="0"/>
+        <w:widowControl w:val="1"/>
+        <w:numPr>
+          <w:ilvl w:val="0"/>
+          <w:numId w:val="1"/>
+        </w:numPr>
+        <w:pBdr>
+          <w:top w:space="0" w:sz="0" w:val="nil"/>
+          <w:left w:space="0" w:sz="0" w:val="nil"/>
+          <w:bottom w:space="0" w:sz="0" w:val="nil"/>
+          <w:right w:space="0" w:sz="0" w:val="nil"/>
+          <w:between w:space="0" w:sz="0" w:val="nil"/>
+        </w:pBdr>
+        <w:shd w:fill="auto" w:val="clear"/>
+        <w:spacing w:after="20" w:before="20" w:line="240" w:lineRule="auto"/>
+        <w:ind w:left="440" w:right="0" w:hanging="280"/>
+        <w:jc w:val="left"/>
+        <w:rPr/>
+      </w:pPr>
+      <w:r>
+        <w:rPr>
+          <w:rFonts w:ascii="Arial" w:cs="Arial" w:eastAsia="Arial" w:hAnsi="Arial"/>
+          <w:b w:val="0"/>
+          <w:bCs w:val="0"/>
+          <w:i w:val="0"/>
+          <w:iCs w:val="0"/>
+          <w:smallCaps w:val="0"/>
+          <w:strike w:val="0"/>
+          <w:color w:val="1a1a1a"/>
+          <w:sz w:val="20"/>
+          <w:szCs w:val="20"/>
+          <w:u w:val="none"/>
+          <w:shd w:fill="auto" w:val="clear"/>
+          <w:vertAlign w:val="baseline"/>
+          <w:rtl w:val="0"/>
+        </w:rPr>
+        <w:t>Built and led organizations of more than 20 professionals across the United States and India, including managers, senior engineers, offshore teams, and project leadership.</w:t>
+      </w:r>
+    </w:p>
+    <w:p>
+      <w:pPr>
+        <w:keepNext w:val="0"/>
+        <w:keepLines w:val="0"/>
+        <w:pageBreakBefore w:val="0"/>
+        <w:widowControl w:val="1"/>
+        <w:numPr>
+          <w:ilvl w:val="0"/>
+          <w:numId w:val="1"/>
+        </w:numPr>
+        <w:pBdr>
+          <w:top w:space="0" w:sz="0" w:val="nil"/>
+          <w:left w:space="0" w:sz="0" w:val="nil"/>
+          <w:bottom w:space="0" w:sz="0" w:val="nil"/>
+          <w:right w:space="0" w:sz="0" w:val="nil"/>
+          <w:between w:space="0" w:sz="0" w:val="nil"/>
+        </w:pBdr>
+        <w:shd w:fill="auto" w:val="clear"/>
+        <w:spacing w:after="20" w:before="20" w:line="240" w:lineRule="auto"/>
+        <w:ind w:left="440" w:right="0" w:hanging="280"/>
+        <w:jc w:val="left"/>
+        <w:rPr/>
+      </w:pPr>
+      <w:r>
+        <w:rPr>
+          <w:rFonts w:ascii="Arial" w:cs="Arial" w:eastAsia="Arial" w:hAnsi="Arial"/>
+          <w:b w:val="0"/>
+          <w:bCs w:val="0"/>
+          <w:i w:val="0"/>
+          <w:iCs w:val="0"/>
+          <w:smallCaps w:val="0"/>
+          <w:strike w:val="0"/>
+          <w:color w:val="1a1a1a"/>
+          <w:sz w:val="20"/>
+          <w:szCs w:val="20"/>
+          <w:u w:val="none"/>
+          <w:shd w:fill="auto" w:val="clear"/>
+          <w:vertAlign w:val="baseline"/>
+          <w:rtl w:val="0"/>
+        </w:rPr>
+        <w:t>Managed multimillion-dollar consulting programs involving forecasting, scope governance, change management, and executive accountability.</w:t>
+      </w:r>
+    </w:p>
+    <w:p>
+      <w:pPr>
+        <w:keepNext w:val="0"/>
+        <w:keepLines w:val="0"/>
+        <w:pageBreakBefore w:val="0"/>
+        <w:widowControl w:val="1"/>
+        <w:numPr>
+          <w:ilvl w:val="0"/>
+          <w:numId w:val="1"/>
+        </w:numPr>
+        <w:pBdr>
+          <w:top w:space="0" w:sz="0" w:val="nil"/>
+          <w:left w:space="0" w:sz="0" w:val="nil"/>
+          <w:bottom w:space="0" w:sz="0" w:val="nil"/>
+          <w:right w:space="0" w:sz="0" w:val="nil"/>
+          <w:between w:space="0" w:sz="0" w:val="nil"/>
+        </w:pBdr>
+        <w:shd w:fill="auto" w:val="clear"/>
+        <w:spacing w:after="20" w:before="20" w:line="240" w:lineRule="auto"/>
+        <w:ind w:left="440" w:right="0" w:hanging="280"/>
+        <w:jc w:val="left"/>
+        <w:rPr/>
+      </w:pPr>
+      <w:r>
+        <w:rPr>
+          <w:rFonts w:ascii="Arial" w:cs="Arial" w:eastAsia="Arial" w:hAnsi="Arial"/>
+          <w:b w:val="0"/>
+          <w:bCs w:val="0"/>
+          <w:i w:val="0"/>
+          <w:iCs w:val="0"/>
+          <w:smallCaps w:val="0"/>
+          <w:strike w:val="0"/>
+          <w:color w:val="1a1a1a"/>
+          <w:sz w:val="20"/>
+          <w:szCs w:val="20"/>
+          <w:u w:val="none"/>
+          <w:shd w:fill="auto" w:val="clear"/>
+          <w:vertAlign w:val="baseline"/>
+          <w:rtl w:val="0"/>
+        </w:rPr>
+        <w:t>Presented program status, risks, and strategic trade-offs to senior leadership and board-level stakeholders.</w:t>
       </w:r>
     </w:p>
     <w:p>
